--- a/outputs/rebuild/APPENDIX_V3_TABLES.docx
+++ b/outputs/rebuild/APPENDIX_V3_TABLES.docx
@@ -23,7 +23,7 @@
         <w:rPr>
           <w:sz w:val="18"/>
         </w:rPr>
-        <w:t>Sample definitions (name-your-sample rule): FULL = 489 verified breach events (116 treated); CRSP = 354 events with market data (109 treated); REGRESSION = 338 events with complete covariates (104 treated events, 11 parent CIKs, 35 treated organizations). Immediate-disclosure share: 32.9% full / 36.5% CRSP / 36.4% regression.</w:t>
+        <w:t>Sample definitions (name-your-sample rule): FULL = 489 verified breach events (118 treated); CRSP = 356 events with market data (111 treated); REGRESSION = 340 events with complete covariates (106 treated events, 12 parent CIKs, 36 treated organizations). Immediate-disclosure share: 32.9% full / 36.6% CRSP / 36.5% regression.</w:t>
       </w:r>
     </w:p>
     <w:p>
@@ -40,7 +40,7 @@
           <w:i/>
           <w:sz w:val="16"/>
         </w:rPr>
-        <w:t>Note. This table reports summary statistics for the key continuous variables on the CRSP-covered sample (N = 354 events). Row-level N varies because Compustat covariates are available for 339 events and the disclosure delay for 353. CAR variables are cumulative market-adjusted abnormal returns in percentage points.</w:t>
+        <w:t>Note. This table reports summary statistics for the key continuous variables on the CRSP-covered sample (N = 356 events). Row-level N varies because Compustat covariates are available for 341 events and the disclosure delay for 355. CAR variables are cumulative market-adjusted abnormal returns in percentage points.</w:t>
       </w:r>
     </w:p>
     <w:tbl>
@@ -146,7 +146,7 @@
               <w:rPr>
                 <w:sz w:val="16"/>
               </w:rPr>
-              <w:t>354</w:t>
+              <w:t>356</w:t>
             </w:r>
           </w:p>
         </w:tc>
@@ -159,7 +159,7 @@
               <w:rPr>
                 <w:sz w:val="16"/>
               </w:rPr>
-              <w:t>-0.262</w:t>
+              <w:t>-0.306</w:t>
             </w:r>
           </w:p>
         </w:tc>
@@ -172,7 +172,7 @@
               <w:rPr>
                 <w:sz w:val="16"/>
               </w:rPr>
-              <w:t>8.538</w:t>
+              <w:t>8.954</w:t>
             </w:r>
           </w:p>
         </w:tc>
@@ -213,7 +213,7 @@
               <w:rPr>
                 <w:sz w:val="16"/>
               </w:rPr>
-              <w:t>354</w:t>
+              <w:t>356</w:t>
             </w:r>
           </w:p>
         </w:tc>
@@ -226,7 +226,7 @@
               <w:rPr>
                 <w:sz w:val="16"/>
               </w:rPr>
-              <w:t>-0.412</w:t>
+              <w:t>-0.381</w:t>
             </w:r>
           </w:p>
         </w:tc>
@@ -239,7 +239,7 @@
               <w:rPr>
                 <w:sz w:val="16"/>
               </w:rPr>
-              <w:t>4.252</w:t>
+              <w:t>4.262</w:t>
             </w:r>
           </w:p>
         </w:tc>
@@ -252,7 +252,7 @@
               <w:rPr>
                 <w:sz w:val="16"/>
               </w:rPr>
-              <w:t>-0.206</w:t>
+              <w:t>-0.197</w:t>
             </w:r>
           </w:p>
         </w:tc>
@@ -280,7 +280,7 @@
               <w:rPr>
                 <w:sz w:val="16"/>
               </w:rPr>
-              <w:t>339</w:t>
+              <w:t>341</w:t>
             </w:r>
           </w:p>
         </w:tc>
@@ -293,7 +293,7 @@
               <w:rPr>
                 <w:sz w:val="16"/>
               </w:rPr>
-              <w:t>10.262</w:t>
+              <w:t>10.266</w:t>
             </w:r>
           </w:p>
         </w:tc>
@@ -306,7 +306,7 @@
               <w:rPr>
                 <w:sz w:val="16"/>
               </w:rPr>
-              <w:t>1.611</w:t>
+              <w:t>1.607</w:t>
             </w:r>
           </w:p>
         </w:tc>
@@ -319,7 +319,7 @@
               <w:rPr>
                 <w:sz w:val="16"/>
               </w:rPr>
-              <w:t>10.232</w:t>
+              <w:t>10.287</w:t>
             </w:r>
           </w:p>
         </w:tc>
@@ -347,7 +347,7 @@
               <w:rPr>
                 <w:sz w:val="16"/>
               </w:rPr>
-              <w:t>339</w:t>
+              <w:t>341</w:t>
             </w:r>
           </w:p>
         </w:tc>
@@ -373,7 +373,7 @@
               <w:rPr>
                 <w:sz w:val="16"/>
               </w:rPr>
-              <w:t>0.205</w:t>
+              <w:t>0.204</w:t>
             </w:r>
           </w:p>
         </w:tc>
@@ -414,7 +414,7 @@
               <w:rPr>
                 <w:sz w:val="16"/>
               </w:rPr>
-              <w:t>339</w:t>
+              <w:t>341</w:t>
             </w:r>
           </w:p>
         </w:tc>
@@ -481,7 +481,7 @@
               <w:rPr>
                 <w:sz w:val="16"/>
               </w:rPr>
-              <w:t>353</w:t>
+              <w:t>355</w:t>
             </w:r>
           </w:p>
         </w:tc>
@@ -494,7 +494,7 @@
               <w:rPr>
                 <w:sz w:val="16"/>
               </w:rPr>
-              <w:t>90.836</w:t>
+              <w:t>90.555</w:t>
             </w:r>
           </w:p>
         </w:tc>
@@ -507,7 +507,7 @@
               <w:rPr>
                 <w:sz w:val="16"/>
               </w:rPr>
-              <w:t>204.7</w:t>
+              <w:t>204.178</w:t>
             </w:r>
           </w:p>
         </w:tc>
@@ -540,7 +540,7 @@
           <w:i/>
           <w:sz w:val="16"/>
         </w:rPr>
-        <w:t>Note. This table promotes the Stage 7 disclosure-date verification to the appendix. For every treated event and every untreated event at parent CIKs with three or more events in the sample (the documented control group), it reports the gap in days from the PRC breach date to the firm's first 8-K filed within ninety days after the breach, read from the cached SEC EDGAR submissions (treated N = 116; untreated N = 219). Gap statistics are computed over events with such a filing; the share column reports how many have one. A nearby 8-K need not reference the breach, so this verifies filing activity rather than breach disclosure, and no dates were changed on its basis.</w:t>
+        <w:t>Note. This table promotes the Stage 7 disclosure-date verification to the appendix. For every treated event and every untreated event at parent CIKs with three or more events in the sample (the documented control group), it reports the gap in days from the PRC breach date to the firm's first 8-K filed within ninety days after the breach, read from the cached SEC EDGAR submissions (treated N = 118; untreated N = 219). Gap statistics are computed over events with such a filing; the share column reports how many have one. A nearby 8-K need not reference the breach, so this verifies filing activity rather than breach disclosure, and no dates were changed on its basis.</w:t>
       </w:r>
     </w:p>
     <w:tbl>
@@ -646,7 +646,7 @@
               <w:rPr>
                 <w:sz w:val="16"/>
               </w:rPr>
-              <w:t>116</w:t>
+              <w:t>118</w:t>
             </w:r>
           </w:p>
         </w:tc>
@@ -672,7 +672,7 @@
               <w:rPr>
                 <w:sz w:val="16"/>
               </w:rPr>
-              <w:t>22.46</w:t>
+              <w:t>22.44</w:t>
             </w:r>
           </w:p>
         </w:tc>
@@ -685,7 +685,7 @@
               <w:rPr>
                 <w:sz w:val="16"/>
               </w:rPr>
-              <w:t>0.9914</w:t>
+              <w:t>0.9915</w:t>
             </w:r>
           </w:p>
         </w:tc>
@@ -772,7 +772,7 @@
           <w:i/>
           <w:sz w:val="16"/>
         </w:rPr>
-        <w:t>Note. This table reports mean and median 30-day CARs by subgroup on the regression sample (N = 338). Each Difference row reports the difference in group means with a Welch two-sample t-test allowing unequal variances; medians are reported for each group but are not tested.</w:t>
+        <w:t>Note. This table reports mean and median 30-day CARs by subgroup on the regression sample (N = 340). Each Difference row reports the difference in group means with a Welch two-sample t-test allowing unequal variances; medians are reported for each group but are not tested.</w:t>
       </w:r>
     </w:p>
     <w:tbl>
@@ -919,7 +919,7 @@
               <w:rPr>
                 <w:sz w:val="16"/>
               </w:rPr>
-              <w:t>-0.545</w:t>
+              <w:t>-0.689</w:t>
             </w:r>
           </w:p>
         </w:tc>
@@ -945,7 +945,7 @@
               <w:rPr>
                 <w:sz w:val="16"/>
               </w:rPr>
-              <w:t>104.0</w:t>
+              <w:t>106.0</w:t>
             </w:r>
           </w:p>
         </w:tc>
@@ -1101,7 +1101,7 @@
               <w:rPr>
                 <w:sz w:val="16"/>
               </w:rPr>
-              <w:t>-0.559</w:t>
+              <w:t>-0.703</w:t>
             </w:r>
           </w:p>
         </w:tc>
@@ -1138,7 +1138,7 @@
               <w:rPr>
                 <w:sz w:val="16"/>
               </w:rPr>
-              <w:t>-0.557</w:t>
+              <w:t>-0.635</w:t>
             </w:r>
           </w:p>
         </w:tc>
@@ -1151,7 +1151,7 @@
               <w:rPr>
                 <w:sz w:val="16"/>
               </w:rPr>
-              <w:t>0.578</w:t>
+              <w:t>0.526</w:t>
             </w:r>
           </w:p>
         </w:tc>
@@ -1192,7 +1192,7 @@
               <w:rPr>
                 <w:sz w:val="16"/>
               </w:rPr>
-              <w:t>0.387</w:t>
+              <w:t>0.61</w:t>
             </w:r>
           </w:p>
         </w:tc>
@@ -1205,7 +1205,7 @@
               <w:rPr>
                 <w:sz w:val="16"/>
               </w:rPr>
-              <w:t>1.398</w:t>
+              <w:t>1.415</w:t>
             </w:r>
           </w:p>
         </w:tc>
@@ -1218,7 +1218,7 @@
               <w:rPr>
                 <w:sz w:val="16"/>
               </w:rPr>
-              <w:t>123.0</w:t>
+              <w:t>124.0</w:t>
             </w:r>
           </w:p>
         </w:tc>
@@ -1283,7 +1283,7 @@
               <w:rPr>
                 <w:sz w:val="16"/>
               </w:rPr>
-              <w:t>-0.47</w:t>
+              <w:t>-0.673</w:t>
             </w:r>
           </w:p>
         </w:tc>
@@ -1296,7 +1296,7 @@
               <w:rPr>
                 <w:sz w:val="16"/>
               </w:rPr>
-              <w:t>-0.459</w:t>
+              <w:t>-0.461</w:t>
             </w:r>
           </w:p>
         </w:tc>
@@ -1309,7 +1309,7 @@
               <w:rPr>
                 <w:sz w:val="16"/>
               </w:rPr>
-              <w:t>215.0</w:t>
+              <w:t>216.0</w:t>
             </w:r>
           </w:p>
         </w:tc>
@@ -1374,7 +1374,7 @@
               <w:rPr>
                 <w:sz w:val="16"/>
               </w:rPr>
-              <w:t>0.858</w:t>
+              <w:t>1.283</w:t>
             </w:r>
           </w:p>
         </w:tc>
@@ -1411,7 +1411,7 @@
               <w:rPr>
                 <w:sz w:val="16"/>
               </w:rPr>
-              <w:t>0.912</w:t>
+              <w:t>1.307</w:t>
             </w:r>
           </w:p>
         </w:tc>
@@ -1424,7 +1424,7 @@
               <w:rPr>
                 <w:sz w:val="16"/>
               </w:rPr>
-              <w:t>0.3629</w:t>
+              <w:t>0.1925</w:t>
             </w:r>
           </w:p>
         </w:tc>
@@ -1556,7 +1556,7 @@
               <w:rPr>
                 <w:sz w:val="16"/>
               </w:rPr>
-              <w:t>-0.094</w:t>
+              <w:t>-0.144</w:t>
             </w:r>
           </w:p>
         </w:tc>
@@ -1582,7 +1582,7 @@
               <w:rPr>
                 <w:sz w:val="16"/>
               </w:rPr>
-              <w:t>323.0</w:t>
+              <w:t>325.0</w:t>
             </w:r>
           </w:p>
         </w:tc>
@@ -1647,7 +1647,7 @@
               <w:rPr>
                 <w:sz w:val="16"/>
               </w:rPr>
-              <w:t>-1.447</w:t>
+              <w:t>-1.397</w:t>
             </w:r>
           </w:p>
         </w:tc>
@@ -1684,7 +1684,7 @@
               <w:rPr>
                 <w:sz w:val="16"/>
               </w:rPr>
-              <w:t>-0.627</w:t>
+              <w:t>-0.604</w:t>
             </w:r>
           </w:p>
         </w:tc>
@@ -1697,7 +1697,7 @@
               <w:rPr>
                 <w:sz w:val="16"/>
               </w:rPr>
-              <w:t>0.54</w:t>
+              <w:t>0.5546</w:t>
             </w:r>
           </w:p>
         </w:tc>
@@ -1738,7 +1738,7 @@
               <w:rPr>
                 <w:sz w:val="16"/>
               </w:rPr>
-              <w:t>0.278</w:t>
+              <w:t>0.414</w:t>
             </w:r>
           </w:p>
         </w:tc>
@@ -1751,7 +1751,7 @@
               <w:rPr>
                 <w:sz w:val="16"/>
               </w:rPr>
-              <w:t>0.446</w:t>
+              <w:t>0.567</w:t>
             </w:r>
           </w:p>
         </w:tc>
@@ -1764,7 +1764,7 @@
               <w:rPr>
                 <w:sz w:val="16"/>
               </w:rPr>
-              <w:t>203.0</w:t>
+              <w:t>204.0</w:t>
             </w:r>
           </w:p>
         </w:tc>
@@ -1829,7 +1829,7 @@
               <w:rPr>
                 <w:sz w:val="16"/>
               </w:rPr>
-              <w:t>-0.814</w:t>
+              <w:t>-1.134</w:t>
             </w:r>
           </w:p>
         </w:tc>
@@ -1842,7 +1842,7 @@
               <w:rPr>
                 <w:sz w:val="16"/>
               </w:rPr>
-              <w:t>-0.537</w:t>
+              <w:t>-0.603</w:t>
             </w:r>
           </w:p>
         </w:tc>
@@ -1855,7 +1855,7 @@
               <w:rPr>
                 <w:sz w:val="16"/>
               </w:rPr>
-              <w:t>135.0</w:t>
+              <w:t>136.0</w:t>
             </w:r>
           </w:p>
         </w:tc>
@@ -1920,7 +1920,7 @@
               <w:rPr>
                 <w:sz w:val="16"/>
               </w:rPr>
-              <w:t>1.092</w:t>
+              <w:t>1.547</w:t>
             </w:r>
           </w:p>
         </w:tc>
@@ -1957,7 +1957,7 @@
               <w:rPr>
                 <w:sz w:val="16"/>
               </w:rPr>
-              <w:t>1.1</w:t>
+              <w:t>1.48</w:t>
             </w:r>
           </w:p>
         </w:tc>
@@ -1970,7 +1970,7 @@
               <w:rPr>
                 <w:sz w:val="16"/>
               </w:rPr>
-              <w:t>0.2725</w:t>
+              <w:t>0.1403</w:t>
             </w:r>
           </w:p>
         </w:tc>
@@ -1990,7 +1990,7 @@
           <w:i/>
           <w:sz w:val="16"/>
         </w:rPr>
-        <w:t>Note. This table reports the baseline ordinary least squares regression of the 30-day CAR on the four hypothesis variables and three accounting controls, estimated on the regression sample (N = 338) with HC3 heteroskedasticity-robust standard errors.</w:t>
+        <w:t>Note. This table reports the baseline ordinary least squares regression of the 30-day CAR on the four hypothesis variables and three accounting controls, estimated on the regression sample (N = 340) with HC3 heteroskedasticity-robust standard errors.</w:t>
       </w:r>
     </w:p>
     <w:tbl>
@@ -2082,7 +2082,7 @@
               <w:rPr>
                 <w:sz w:val="16"/>
               </w:rPr>
-              <w:t>-1.1918</w:t>
+              <w:t>-1.7249</w:t>
             </w:r>
           </w:p>
         </w:tc>
@@ -2095,7 +2095,7 @@
               <w:rPr>
                 <w:sz w:val="16"/>
               </w:rPr>
-              <w:t>4.31</w:t>
+              <w:t>4.4103</w:t>
             </w:r>
           </w:p>
         </w:tc>
@@ -2108,7 +2108,7 @@
               <w:rPr>
                 <w:sz w:val="16"/>
               </w:rPr>
-              <w:t>0.7822</w:t>
+              <w:t>0.6957</w:t>
             </w:r>
           </w:p>
         </w:tc>
@@ -2136,7 +2136,7 @@
               <w:rPr>
                 <w:sz w:val="16"/>
               </w:rPr>
-              <w:t>-0.2663</w:t>
+              <w:t>-0.4994</w:t>
             </w:r>
           </w:p>
         </w:tc>
@@ -2149,7 +2149,7 @@
               <w:rPr>
                 <w:sz w:val="16"/>
               </w:rPr>
-              <w:t>1.3225</w:t>
+              <w:t>1.4616</w:t>
             </w:r>
           </w:p>
         </w:tc>
@@ -2162,7 +2162,7 @@
               <w:rPr>
                 <w:sz w:val="16"/>
               </w:rPr>
-              <w:t>0.8404</w:t>
+              <w:t>0.7326</w:t>
             </w:r>
           </w:p>
         </w:tc>
@@ -2190,7 +2190,7 @@
               <w:rPr>
                 <w:sz w:val="16"/>
               </w:rPr>
-              <w:t>0.9641</w:t>
+              <w:t>1.4143</w:t>
             </w:r>
           </w:p>
         </w:tc>
@@ -2203,7 +2203,7 @@
               <w:rPr>
                 <w:sz w:val="16"/>
               </w:rPr>
-              <w:t>0.9894</w:t>
+              <w:t>1.0337</w:t>
             </w:r>
           </w:p>
         </w:tc>
@@ -2216,7 +2216,7 @@
               <w:rPr>
                 <w:sz w:val="16"/>
               </w:rPr>
-              <w:t>0.3298</w:t>
+              <w:t>0.1712</w:t>
             </w:r>
           </w:p>
         </w:tc>
@@ -2244,7 +2244,7 @@
               <w:rPr>
                 <w:sz w:val="16"/>
               </w:rPr>
-              <w:t>0.0238</w:t>
+              <w:t>0.0258</w:t>
             </w:r>
           </w:p>
         </w:tc>
@@ -2257,7 +2257,7 @@
               <w:rPr>
                 <w:sz w:val="16"/>
               </w:rPr>
-              <w:t>0.0638</w:t>
+              <w:t>0.0649</w:t>
             </w:r>
           </w:p>
         </w:tc>
@@ -2270,7 +2270,7 @@
               <w:rPr>
                 <w:sz w:val="16"/>
               </w:rPr>
-              <w:t>0.7092</w:t>
+              <w:t>0.6916</w:t>
             </w:r>
           </w:p>
         </w:tc>
@@ -2298,7 +2298,7 @@
               <w:rPr>
                 <w:sz w:val="16"/>
               </w:rPr>
-              <w:t>-1.0553</w:t>
+              <w:t>-0.9405</w:t>
             </w:r>
           </w:p>
         </w:tc>
@@ -2311,7 +2311,7 @@
               <w:rPr>
                 <w:sz w:val="16"/>
               </w:rPr>
-              <w:t>2.6194</w:t>
+              <w:t>2.6001</w:t>
             </w:r>
           </w:p>
         </w:tc>
@@ -2324,7 +2324,7 @@
               <w:rPr>
                 <w:sz w:val="16"/>
               </w:rPr>
-              <w:t>0.687</w:t>
+              <w:t>0.7176</w:t>
             </w:r>
           </w:p>
         </w:tc>
@@ -2352,7 +2352,7 @@
               <w:rPr>
                 <w:sz w:val="16"/>
               </w:rPr>
-              <w:t>0.0313</w:t>
+              <w:t>0.061</w:t>
             </w:r>
           </w:p>
         </w:tc>
@@ -2365,7 +2365,7 @@
               <w:rPr>
                 <w:sz w:val="16"/>
               </w:rPr>
-              <w:t>0.3596</w:t>
+              <w:t>0.3673</w:t>
             </w:r>
           </w:p>
         </w:tc>
@@ -2378,7 +2378,7 @@
               <w:rPr>
                 <w:sz w:val="16"/>
               </w:rPr>
-              <w:t>0.9307</w:t>
+              <w:t>0.868</w:t>
             </w:r>
           </w:p>
         </w:tc>
@@ -2406,7 +2406,7 @@
               <w:rPr>
                 <w:sz w:val="16"/>
               </w:rPr>
-              <w:t>-0.1029</w:t>
+              <w:t>0.0032</w:t>
             </w:r>
           </w:p>
         </w:tc>
@@ -2419,7 +2419,7 @@
               <w:rPr>
                 <w:sz w:val="16"/>
               </w:rPr>
-              <w:t>2.1287</w:t>
+              <w:t>2.1476</w:t>
             </w:r>
           </w:p>
         </w:tc>
@@ -2432,7 +2432,7 @@
               <w:rPr>
                 <w:sz w:val="16"/>
               </w:rPr>
-              <w:t>0.9614</w:t>
+              <w:t>0.9988</w:t>
             </w:r>
           </w:p>
         </w:tc>
@@ -2460,7 +2460,7 @@
               <w:rPr>
                 <w:sz w:val="16"/>
               </w:rPr>
-              <w:t>7.6509</w:t>
+              <w:t>7.7592</w:t>
             </w:r>
           </w:p>
         </w:tc>
@@ -2473,7 +2473,7 @@
               <w:rPr>
                 <w:sz w:val="16"/>
               </w:rPr>
-              <w:t>5.4405</w:t>
+              <w:t>5.4334</w:t>
             </w:r>
           </w:p>
         </w:tc>
@@ -2486,7 +2486,7 @@
               <w:rPr>
                 <w:sz w:val="16"/>
               </w:rPr>
-              <w:t>0.1596</w:t>
+              <w:t>0.1533</w:t>
             </w:r>
           </w:p>
         </w:tc>
@@ -2506,7 +2506,7 @@
           <w:i/>
           <w:sz w:val="16"/>
         </w:rPr>
-        <w:t>Note. This table summarizes the four hypothesis tests from the baseline HC3 regression on the regression sample (N = 338). TOST p-values test equivalence against the +/-2.10 percentage-point bound, which was fixed from the prior literature before the rebuilt estimates existed; MDE80 is the minimum detectable effect at 80 percent power. Verdicts: H3 bounded null; H1/H2/H4 null-inconclusive.</w:t>
+        <w:t>Note. This table summarizes the four hypothesis tests from the baseline HC3 regression on the regression sample (N = 340). TOST p-values test equivalence against the +/-2.10 percentage-point bound, which was fixed from the prior literature before the rebuilt estimates existed; MDE80 is the minimum detectable effect at 80 percent power. Verdicts: H3 bounded null; H1/H2/H4 null-inconclusive.</w:t>
       </w:r>
     </w:p>
     <w:tbl>
@@ -2626,7 +2626,7 @@
               <w:rPr>
                 <w:sz w:val="16"/>
               </w:rPr>
-              <w:t>-0.2663</w:t>
+              <w:t>-0.4994</w:t>
             </w:r>
           </w:p>
         </w:tc>
@@ -2639,7 +2639,7 @@
               <w:rPr>
                 <w:sz w:val="16"/>
               </w:rPr>
-              <w:t>0.8404</w:t>
+              <w:t>0.7326</w:t>
             </w:r>
           </w:p>
         </w:tc>
@@ -2652,7 +2652,7 @@
               <w:rPr>
                 <w:sz w:val="16"/>
               </w:rPr>
-              <w:t>0.0833</w:t>
+              <w:t>0.1371</w:t>
             </w:r>
           </w:p>
         </w:tc>
@@ -2665,7 +2665,7 @@
               <w:rPr>
                 <w:sz w:val="16"/>
               </w:rPr>
-              <w:t>3.703</w:t>
+              <w:t>4.0926</w:t>
             </w:r>
           </w:p>
         </w:tc>
@@ -2706,7 +2706,7 @@
               <w:rPr>
                 <w:sz w:val="16"/>
               </w:rPr>
-              <w:t>0.9641</w:t>
+              <w:t>1.4143</w:t>
             </w:r>
           </w:p>
         </w:tc>
@@ -2719,7 +2719,7 @@
               <w:rPr>
                 <w:sz w:val="16"/>
               </w:rPr>
-              <w:t>0.3298</w:t>
+              <w:t>0.1712</w:t>
             </w:r>
           </w:p>
         </w:tc>
@@ -2732,7 +2732,7 @@
               <w:rPr>
                 <w:sz w:val="16"/>
               </w:rPr>
-              <w:t>0.1259</w:t>
+              <w:t>0.2538</w:t>
             </w:r>
           </w:p>
         </w:tc>
@@ -2745,7 +2745,7 @@
               <w:rPr>
                 <w:sz w:val="16"/>
               </w:rPr>
-              <w:t>2.7702</w:t>
+              <w:t>2.8942</w:t>
             </w:r>
           </w:p>
         </w:tc>
@@ -2786,7 +2786,7 @@
               <w:rPr>
                 <w:sz w:val="16"/>
               </w:rPr>
-              <w:t>0.0238</w:t>
+              <w:t>0.0258</w:t>
             </w:r>
           </w:p>
         </w:tc>
@@ -2799,7 +2799,7 @@
               <w:rPr>
                 <w:sz w:val="16"/>
               </w:rPr>
-              <w:t>0.7092</w:t>
+              <w:t>0.6916</w:t>
             </w:r>
           </w:p>
         </w:tc>
@@ -2825,7 +2825,7 @@
               <w:rPr>
                 <w:sz w:val="16"/>
               </w:rPr>
-              <w:t>0.1786</w:t>
+              <w:t>0.1818</w:t>
             </w:r>
           </w:p>
         </w:tc>
@@ -2866,7 +2866,7 @@
               <w:rPr>
                 <w:sz w:val="16"/>
               </w:rPr>
-              <w:t>-1.0553</w:t>
+              <w:t>-0.9405</w:t>
             </w:r>
           </w:p>
         </w:tc>
@@ -2879,7 +2879,7 @@
               <w:rPr>
                 <w:sz w:val="16"/>
               </w:rPr>
-              <w:t>0.687</w:t>
+              <w:t>0.7176</w:t>
             </w:r>
           </w:p>
         </w:tc>
@@ -2892,7 +2892,7 @@
               <w:rPr>
                 <w:sz w:val="16"/>
               </w:rPr>
-              <w:t>0.3451</w:t>
+              <w:t>0.328</w:t>
             </w:r>
           </w:p>
         </w:tc>
@@ -2905,7 +2905,7 @@
               <w:rPr>
                 <w:sz w:val="16"/>
               </w:rPr>
-              <w:t>7.3343</w:t>
+              <w:t>7.2803</w:t>
             </w:r>
           </w:p>
         </w:tc>
@@ -2938,7 +2938,7 @@
           <w:i/>
           <w:sz w:val="16"/>
         </w:rPr>
-        <w:t>Note. This table estimates the disclosure-timing effect separately by regulatory regime, with HC3 standard errors throughout. The baseline specification is estimated on treated events only (fcc_form499 = 1, N = 104), on untreated events only (N = 234), and pooled on the full regression sample (N = 338) with an immediate_disclosure-by-fcc_form499 interaction. fcc_form499 is dropped from the subsample specifications because it is constant within each subsample; any other control without variation within a subsample is likewise dropped.</w:t>
+        <w:t>Note. This table estimates the disclosure-timing effect separately by regulatory regime, with HC3 standard errors throughout. The baseline specification is estimated on treated events only (fcc_form499 = 1, N = 106), on untreated events only (N = 234), and pooled on the full regression sample (N = 340) with an immediate_disclosure-by-fcc_form499 interaction. fcc_form499 is dropped from the subsample specifications because it is constant within each subsample; any other control without variation within a subsample is likewise dropped.</w:t>
       </w:r>
     </w:p>
     <w:tbl>
@@ -3071,7 +3071,7 @@
               <w:rPr>
                 <w:sz w:val="16"/>
               </w:rPr>
-              <w:t>-0.7835</w:t>
+              <w:t>0.5562</w:t>
             </w:r>
           </w:p>
         </w:tc>
@@ -3084,7 +3084,7 @@
               <w:rPr>
                 <w:sz w:val="16"/>
               </w:rPr>
-              <w:t>1.8085</w:t>
+              <w:t>2.0246</w:t>
             </w:r>
           </w:p>
         </w:tc>
@@ -3097,7 +3097,7 @@
               <w:rPr>
                 <w:sz w:val="16"/>
               </w:rPr>
-              <w:t>0.6648</w:t>
+              <w:t>0.7835</w:t>
             </w:r>
           </w:p>
         </w:tc>
@@ -3110,7 +3110,7 @@
               <w:rPr>
                 <w:sz w:val="16"/>
               </w:rPr>
-              <w:t>104.0</w:t>
+              <w:t>106.0</w:t>
             </w:r>
           </w:p>
         </w:tc>
@@ -3231,7 +3231,7 @@
               <w:rPr>
                 <w:sz w:val="16"/>
               </w:rPr>
-              <w:t>1.9807</w:t>
+              <w:t>1.9748</w:t>
             </w:r>
           </w:p>
         </w:tc>
@@ -3244,7 +3244,7 @@
               <w:rPr>
                 <w:sz w:val="16"/>
               </w:rPr>
-              <w:t>1.1934</w:t>
+              <w:t>1.1937</w:t>
             </w:r>
           </w:p>
         </w:tc>
@@ -3257,7 +3257,7 @@
               <w:rPr>
                 <w:sz w:val="16"/>
               </w:rPr>
-              <w:t>0.097</w:t>
+              <w:t>0.0981</w:t>
             </w:r>
           </w:p>
         </w:tc>
@@ -3270,7 +3270,7 @@
               <w:rPr>
                 <w:sz w:val="16"/>
               </w:rPr>
-              <w:t>338.0</w:t>
+              <w:t>340.0</w:t>
             </w:r>
           </w:p>
         </w:tc>
@@ -3311,7 +3311,7 @@
               <w:rPr>
                 <w:sz w:val="16"/>
               </w:rPr>
-              <w:t>0.9518</w:t>
+              <w:t>0.1644</w:t>
             </w:r>
           </w:p>
         </w:tc>
@@ -3324,7 +3324,7 @@
               <w:rPr>
                 <w:sz w:val="16"/>
               </w:rPr>
-              <w:t>1.5872</w:t>
+              <w:t>1.8028</w:t>
             </w:r>
           </w:p>
         </w:tc>
@@ -3337,7 +3337,7 @@
               <w:rPr>
                 <w:sz w:val="16"/>
               </w:rPr>
-              <w:t>0.5487</w:t>
+              <w:t>0.9273</w:t>
             </w:r>
           </w:p>
         </w:tc>
@@ -3350,7 +3350,7 @@
               <w:rPr>
                 <w:sz w:val="16"/>
               </w:rPr>
-              <w:t>338.0</w:t>
+              <w:t>340.0</w:t>
             </w:r>
           </w:p>
         </w:tc>
@@ -3391,7 +3391,7 @@
               <w:rPr>
                 <w:sz w:val="16"/>
               </w:rPr>
-              <w:t>-3.0166</w:t>
+              <w:t>-1.6411</w:t>
             </w:r>
           </w:p>
         </w:tc>
@@ -3404,7 +3404,7 @@
               <w:rPr>
                 <w:sz w:val="16"/>
               </w:rPr>
-              <w:t>2.1039</w:t>
+              <w:t>2.2995</w:t>
             </w:r>
           </w:p>
         </w:tc>
@@ -3417,7 +3417,7 @@
               <w:rPr>
                 <w:sz w:val="16"/>
               </w:rPr>
-              <w:t>0.1516</w:t>
+              <w:t>0.4754</w:t>
             </w:r>
           </w:p>
         </w:tc>
@@ -3430,7 +3430,7 @@
               <w:rPr>
                 <w:sz w:val="16"/>
               </w:rPr>
-              <w:t>338.0</w:t>
+              <w:t>340.0</w:t>
             </w:r>
           </w:p>
         </w:tc>
@@ -3598,7 +3598,7 @@
               <w:rPr>
                 <w:sz w:val="16"/>
               </w:rPr>
-              <w:t>0.964</w:t>
+              <w:t>1.414</w:t>
             </w:r>
           </w:p>
         </w:tc>
@@ -3611,7 +3611,7 @@
               <w:rPr>
                 <w:sz w:val="16"/>
               </w:rPr>
-              <w:t>0.33</w:t>
+              <w:t>0.171</w:t>
             </w:r>
           </w:p>
         </w:tc>
@@ -3624,7 +3624,7 @@
               <w:rPr>
                 <w:sz w:val="16"/>
               </w:rPr>
-              <w:t>-0.266</w:t>
+              <w:t>-0.499</w:t>
             </w:r>
           </w:p>
         </w:tc>
@@ -3637,7 +3637,7 @@
               <w:rPr>
                 <w:sz w:val="16"/>
               </w:rPr>
-              <w:t>0.84</w:t>
+              <w:t>0.733</w:t>
             </w:r>
           </w:p>
         </w:tc>
@@ -3650,7 +3650,7 @@
               <w:rPr>
                 <w:sz w:val="16"/>
               </w:rPr>
-              <w:t>7.65</w:t>
+              <w:t>7.76</w:t>
             </w:r>
           </w:p>
         </w:tc>
@@ -3663,7 +3663,7 @@
               <w:rPr>
                 <w:sz w:val="16"/>
               </w:rPr>
-              <w:t>0.16</w:t>
+              <w:t>0.153</w:t>
             </w:r>
           </w:p>
         </w:tc>
@@ -3676,7 +3676,7 @@
               <w:rPr>
                 <w:sz w:val="16"/>
               </w:rPr>
-              <w:t>338.0</w:t>
+              <w:t>340.0</w:t>
             </w:r>
           </w:p>
         </w:tc>
@@ -3704,7 +3704,7 @@
               <w:rPr>
                 <w:sz w:val="16"/>
               </w:rPr>
-              <w:t>1.17</w:t>
+              <w:t>1.668</w:t>
             </w:r>
           </w:p>
         </w:tc>
@@ -3717,7 +3717,7 @@
               <w:rPr>
                 <w:sz w:val="16"/>
               </w:rPr>
-              <w:t>0.277</w:t>
+              <w:t>0.139</w:t>
             </w:r>
           </w:p>
         </w:tc>
@@ -3730,7 +3730,7 @@
               <w:rPr>
                 <w:sz w:val="16"/>
               </w:rPr>
-              <w:t>-0.375</w:t>
+              <w:t>-0.644</w:t>
             </w:r>
           </w:p>
         </w:tc>
@@ -3743,7 +3743,7 @@
               <w:rPr>
                 <w:sz w:val="16"/>
               </w:rPr>
-              <w:t>0.8</w:t>
+              <w:t>0.694</w:t>
             </w:r>
           </w:p>
         </w:tc>
@@ -3756,7 +3756,7 @@
               <w:rPr>
                 <w:sz w:val="16"/>
               </w:rPr>
-              <w:t>8.57</w:t>
+              <w:t>8.65</w:t>
             </w:r>
           </w:p>
         </w:tc>
@@ -3769,7 +3769,7 @@
               <w:rPr>
                 <w:sz w:val="16"/>
               </w:rPr>
-              <w:t>0.13</w:t>
+              <w:t>0.127</w:t>
             </w:r>
           </w:p>
         </w:tc>
@@ -3782,7 +3782,7 @@
               <w:rPr>
                 <w:sz w:val="16"/>
               </w:rPr>
-              <w:t>305.0</w:t>
+              <w:t>307.0</w:t>
             </w:r>
           </w:p>
         </w:tc>
@@ -3810,7 +3810,7 @@
               <w:rPr>
                 <w:sz w:val="16"/>
               </w:rPr>
-              <w:t>0.527</w:t>
+              <w:t>1.029</w:t>
             </w:r>
           </w:p>
         </w:tc>
@@ -3823,7 +3823,7 @@
               <w:rPr>
                 <w:sz w:val="16"/>
               </w:rPr>
-              <w:t>0.611</w:t>
+              <w:t>0.345</w:t>
             </w:r>
           </w:p>
         </w:tc>
@@ -3836,7 +3836,7 @@
               <w:rPr>
                 <w:sz w:val="16"/>
               </w:rPr>
-              <w:t>-0.471</w:t>
+              <w:t>-0.717</w:t>
             </w:r>
           </w:p>
         </w:tc>
@@ -3849,7 +3849,7 @@
               <w:rPr>
                 <w:sz w:val="16"/>
               </w:rPr>
-              <w:t>0.736</w:t>
+              <w:t>0.644</w:t>
             </w:r>
           </w:p>
         </w:tc>
@@ -3862,7 +3862,7 @@
               <w:rPr>
                 <w:sz w:val="16"/>
               </w:rPr>
-              <w:t>4.92</w:t>
+              <w:t>5.2</w:t>
             </w:r>
           </w:p>
         </w:tc>
@@ -3875,7 +3875,7 @@
               <w:rPr>
                 <w:sz w:val="16"/>
               </w:rPr>
-              <w:t>0.379</w:t>
+              <w:t>0.353</w:t>
             </w:r>
           </w:p>
         </w:tc>
@@ -3888,7 +3888,7 @@
               <w:rPr>
                 <w:sz w:val="16"/>
               </w:rPr>
-              <w:t>316.0</w:t>
+              <w:t>318.0</w:t>
             </w:r>
           </w:p>
         </w:tc>
@@ -3916,7 +3916,7 @@
               <w:rPr>
                 <w:sz w:val="16"/>
               </w:rPr>
-              <w:t>0.743</w:t>
+              <w:t>1.2</w:t>
             </w:r>
           </w:p>
         </w:tc>
@@ -3929,7 +3929,7 @@
               <w:rPr>
                 <w:sz w:val="16"/>
               </w:rPr>
-              <w:t>0.447</w:t>
+              <w:t>0.242</w:t>
             </w:r>
           </w:p>
         </w:tc>
@@ -3942,7 +3942,7 @@
               <w:rPr>
                 <w:sz w:val="16"/>
               </w:rPr>
-              <w:t>-0.212</w:t>
+              <w:t>-0.449</w:t>
             </w:r>
           </w:p>
         </w:tc>
@@ -3955,7 +3955,7 @@
               <w:rPr>
                 <w:sz w:val="16"/>
               </w:rPr>
-              <w:t>0.874</w:t>
+              <w:t>0.762</w:t>
             </w:r>
           </w:p>
         </w:tc>
@@ -3968,7 +3968,7 @@
               <w:rPr>
                 <w:sz w:val="16"/>
               </w:rPr>
-              <w:t>8.07</w:t>
+              <w:t>8.18</w:t>
             </w:r>
           </w:p>
         </w:tc>
@@ -3981,7 +3981,7 @@
               <w:rPr>
                 <w:sz w:val="16"/>
               </w:rPr>
-              <w:t>0.156</w:t>
+              <w:t>0.149</w:t>
             </w:r>
           </w:p>
         </w:tc>
@@ -3994,7 +3994,7 @@
               <w:rPr>
                 <w:sz w:val="16"/>
               </w:rPr>
-              <w:t>323.0</w:t>
+              <w:t>325.0</w:t>
             </w:r>
           </w:p>
         </w:tc>
@@ -4014,7 +4014,7 @@
           <w:i/>
           <w:sz w:val="16"/>
         </w:rPr>
-        <w:t>Note. This table reports p-values from the baseline specification on the regression sample (N = 338) under alternative standard-error methods: classical OLS, HC1, HC3, and clustering by parent CIK (82 clusters). The firm-clustered row rests on 11 treated parent-CIK clusters; HC3 is primary.</w:t>
+        <w:t>Note. This table reports p-values from the baseline specification on the regression sample (N = 340) under alternative standard-error methods: classical OLS, HC1, HC3, and clustering by parent CIK (83 clusters). The firm-clustered row rests on 11 treated parent-CIK clusters; HC3 is primary.</w:t>
       </w:r>
     </w:p>
     <w:tbl>
@@ -4106,7 +4106,7 @@
               <w:rPr>
                 <w:sz w:val="16"/>
               </w:rPr>
-              <w:t>0.3138</w:t>
+              <w:t>0.1598</w:t>
             </w:r>
           </w:p>
         </w:tc>
@@ -4119,7 +4119,7 @@
               <w:rPr>
                 <w:sz w:val="16"/>
               </w:rPr>
-              <w:t>0.8277</w:t>
+              <w:t>0.6965</w:t>
             </w:r>
           </w:p>
         </w:tc>
@@ -4132,7 +4132,7 @@
               <w:rPr>
                 <w:sz w:val="16"/>
               </w:rPr>
-              <w:t>0.1076</w:t>
+              <w:t>0.1214</w:t>
             </w:r>
           </w:p>
         </w:tc>
@@ -4160,7 +4160,7 @@
               <w:rPr>
                 <w:sz w:val="16"/>
               </w:rPr>
-              <w:t>0.3235</w:t>
+              <w:t>0.1662</w:t>
             </w:r>
           </w:p>
         </w:tc>
@@ -4173,7 +4173,7 @@
               <w:rPr>
                 <w:sz w:val="16"/>
               </w:rPr>
-              <w:t>0.8384</w:t>
+              <w:t>0.7299</w:t>
             </w:r>
           </w:p>
         </w:tc>
@@ -4186,7 +4186,7 @@
               <w:rPr>
                 <w:sz w:val="16"/>
               </w:rPr>
-              <w:t>0.1491</w:t>
+              <w:t>0.143</w:t>
             </w:r>
           </w:p>
         </w:tc>
@@ -4214,7 +4214,7 @@
               <w:rPr>
                 <w:sz w:val="16"/>
               </w:rPr>
-              <w:t>0.3298</w:t>
+              <w:t>0.1712</w:t>
             </w:r>
           </w:p>
         </w:tc>
@@ -4227,7 +4227,7 @@
               <w:rPr>
                 <w:sz w:val="16"/>
               </w:rPr>
-              <w:t>0.8404</w:t>
+              <w:t>0.7326</w:t>
             </w:r>
           </w:p>
         </w:tc>
@@ -4240,7 +4240,7 @@
               <w:rPr>
                 <w:sz w:val="16"/>
               </w:rPr>
-              <w:t>0.1596</w:t>
+              <w:t>0.1533</w:t>
             </w:r>
           </w:p>
         </w:tc>
@@ -4268,7 +4268,7 @@
               <w:rPr>
                 <w:sz w:val="16"/>
               </w:rPr>
-              <w:t>0.2547</w:t>
+              <w:t>0.1509</w:t>
             </w:r>
           </w:p>
         </w:tc>
@@ -4281,7 +4281,7 @@
               <w:rPr>
                 <w:sz w:val="16"/>
               </w:rPr>
-              <w:t>0.8227</w:t>
+              <w:t>0.6758</w:t>
             </w:r>
           </w:p>
         </w:tc>
@@ -4294,7 +4294,7 @@
               <w:rPr>
                 <w:sz w:val="16"/>
               </w:rPr>
-              <w:t>0.1866</w:t>
+              <w:t>0.1761</w:t>
             </w:r>
           </w:p>
         </w:tc>
@@ -4554,7 +4554,7 @@
               <w:rPr>
                 <w:sz w:val="16"/>
               </w:rPr>
-              <w:t>3.169</w:t>
+              <w:t>5.563</w:t>
             </w:r>
           </w:p>
         </w:tc>
@@ -4567,7 +4567,7 @@
               <w:rPr>
                 <w:sz w:val="16"/>
               </w:rPr>
-              <w:t>0.356</w:t>
+              <w:t>0.14</w:t>
             </w:r>
           </w:p>
         </w:tc>
@@ -4580,7 +4580,7 @@
               <w:rPr>
                 <w:sz w:val="16"/>
               </w:rPr>
-              <w:t>83.0</w:t>
+              <w:t>85.0</w:t>
             </w:r>
           </w:p>
         </w:tc>
@@ -4593,7 +4593,7 @@
               <w:rPr>
                 <w:sz w:val="16"/>
               </w:rPr>
-              <w:t>29.0</w:t>
+              <w:t>31.0</w:t>
             </w:r>
           </w:p>
         </w:tc>
@@ -4920,7 +4920,7 @@
               <w:rPr>
                 <w:sz w:val="16"/>
               </w:rPr>
-              <w:t>0.804</w:t>
+              <w:t>-0.355</w:t>
             </w:r>
           </w:p>
         </w:tc>
@@ -4933,7 +4933,7 @@
               <w:rPr>
                 <w:sz w:val="16"/>
               </w:rPr>
-              <w:t>0.808</w:t>
+              <w:t>0.927</w:t>
             </w:r>
           </w:p>
         </w:tc>
@@ -4946,7 +4946,7 @@
               <w:rPr>
                 <w:sz w:val="16"/>
               </w:rPr>
-              <w:t>83.0</w:t>
+              <w:t>85.0</w:t>
             </w:r>
           </w:p>
         </w:tc>
@@ -4959,7 +4959,7 @@
               <w:rPr>
                 <w:sz w:val="16"/>
               </w:rPr>
-              <w:t>29.0</w:t>
+              <w:t>31.0</w:t>
             </w:r>
           </w:p>
         </w:tc>
@@ -5046,7 +5046,7 @@
           <w:i/>
           <w:sz w:val="16"/>
         </w:rPr>
-        <w:t>Note. This table compares the Form 499 coefficient from the baseline HC3 specification with a specification adding calendar-year fixed effects, both estimated on the regression sample (N = 338). Treatment is near-collinear with the telecom sector, so within-industry specifications are not estimable with useful precision.</w:t>
+        <w:t>Note. This table compares the Form 499 coefficient from the baseline HC3 specification with a specification adding calendar-year fixed effects, both estimated on the regression sample (N = 340). Treatment is near-collinear with the telecom sector, so within-industry specifications are not estimable with useful precision.</w:t>
       </w:r>
     </w:p>
     <w:tbl>
@@ -5124,7 +5124,7 @@
               <w:rPr>
                 <w:sz w:val="16"/>
               </w:rPr>
-              <w:t>-0.2663</w:t>
+              <w:t>-0.4994</w:t>
             </w:r>
           </w:p>
         </w:tc>
@@ -5137,7 +5137,7 @@
               <w:rPr>
                 <w:sz w:val="16"/>
               </w:rPr>
-              <w:t>0.8404</w:t>
+              <w:t>0.7326</w:t>
             </w:r>
           </w:p>
         </w:tc>
@@ -5165,7 +5165,7 @@
               <w:rPr>
                 <w:sz w:val="16"/>
               </w:rPr>
-              <w:t>-0.9976</w:t>
+              <w:t>-1.2451</w:t>
             </w:r>
           </w:p>
         </w:tc>
@@ -5178,7 +5178,7 @@
               <w:rPr>
                 <w:sz w:val="16"/>
               </w:rPr>
-              <w:t>0.4396</w:t>
+              <w:t>0.4397</w:t>
             </w:r>
           </w:p>
         </w:tc>
@@ -5198,7 +5198,7 @@
           <w:i/>
           <w:sz w:val="16"/>
         </w:rPr>
-        <w:t>Note. This table adds breach severity, measured as the maximum records-affected count across source filings, to the baseline HC3 specification (N = 338). The pre-audit industry-concentration (HHI) control was retired with the pre-audit chain and does not appear in v3.</w:t>
+        <w:t>Note. This table adds breach severity, measured as the maximum records-affected count across source filings, to the baseline HC3 specification (N = 340). The pre-audit industry-concentration (HHI) control was retired with the pre-audit chain and does not appear in v3.</w:t>
       </w:r>
     </w:p>
     <w:tbl>
@@ -5318,7 +5318,7 @@
               <w:rPr>
                 <w:sz w:val="16"/>
               </w:rPr>
-              <w:t>-0.2695</w:t>
+              <w:t>-0.5015</w:t>
             </w:r>
           </w:p>
         </w:tc>
@@ -5331,7 +5331,7 @@
               <w:rPr>
                 <w:sz w:val="16"/>
               </w:rPr>
-              <w:t>0.8386</w:t>
+              <w:t>0.7315</w:t>
             </w:r>
           </w:p>
         </w:tc>
@@ -5344,7 +5344,7 @@
               <w:rPr>
                 <w:sz w:val="16"/>
               </w:rPr>
-              <w:t>0.9534</w:t>
+              <w:t>0.972</w:t>
             </w:r>
           </w:p>
         </w:tc>
@@ -5357,7 +5357,7 @@
               <w:rPr>
                 <w:sz w:val="16"/>
               </w:rPr>
-              <w:t>338.0</w:t>
+              <w:t>340.0</w:t>
             </w:r>
           </w:p>
         </w:tc>
@@ -5390,7 +5390,7 @@
           <w:i/>
           <w:sz w:val="16"/>
         </w:rPr>
-        <w:t>Note. This table adds month-level Fama-French three-factor values (Mkt-RF, SMB, and HML) to the baseline HC3 specification (N = 338). Every regression-sample event month matched the factor file, so no observations are lost.</w:t>
+        <w:t>Note. This table adds month-level Fama-French three-factor values (Mkt-RF, SMB, and HML) to the baseline HC3 specification (N = 340). Every regression-sample event month matched the factor file, so no observations are lost.</w:t>
       </w:r>
     </w:p>
     <w:tbl>
@@ -5468,7 +5468,7 @@
               <w:rPr>
                 <w:sz w:val="16"/>
               </w:rPr>
-              <w:t>0.8404</w:t>
+              <w:t>0.7326</w:t>
             </w:r>
           </w:p>
         </w:tc>
@@ -5481,7 +5481,7 @@
               <w:rPr>
                 <w:sz w:val="16"/>
               </w:rPr>
-              <w:t>0.1596</w:t>
+              <w:t>0.1533</w:t>
             </w:r>
           </w:p>
         </w:tc>
@@ -5509,7 +5509,7 @@
               <w:rPr>
                 <w:sz w:val="16"/>
               </w:rPr>
-              <w:t>0.7358</w:t>
+              <w:t>0.6219</w:t>
             </w:r>
           </w:p>
         </w:tc>
@@ -5522,7 +5522,7 @@
               <w:rPr>
                 <w:sz w:val="16"/>
               </w:rPr>
-              <w:t>0.1151</w:t>
+              <w:t>0.1156</w:t>
             </w:r>
           </w:p>
         </w:tc>
@@ -5542,7 +5542,7 @@
           <w:i/>
           <w:sz w:val="16"/>
         </w:rPr>
-        <w:t>Note. This table regresses abnormal log share turnover on the baseline covariates with HC3 standard errors (N = 319). Abnormal turnover is the mean log turnover over event trading days [-5, +25] minus the mean over estimation days [-240, -60]; 19 regression-sample events lacking sufficient volume history are excluded.</w:t>
+        <w:t>Note. This table regresses abnormal log share turnover on the baseline covariates with HC3 standard errors (N = 321). Abnormal turnover is the mean log turnover over event trading days [-5, +25] minus the mean over estimation days [-240, -60]; 19 regression-sample events lacking sufficient volume history are excluded.</w:t>
       </w:r>
     </w:p>
     <w:tbl>
@@ -5634,7 +5634,7 @@
               <w:rPr>
                 <w:sz w:val="16"/>
               </w:rPr>
-              <w:t>0.0779</w:t>
+              <w:t>0.1064</w:t>
             </w:r>
           </w:p>
         </w:tc>
@@ -5647,7 +5647,7 @@
               <w:rPr>
                 <w:sz w:val="16"/>
               </w:rPr>
-              <w:t>0.0497</w:t>
+              <w:t>0.053</w:t>
             </w:r>
           </w:p>
         </w:tc>
@@ -5660,7 +5660,7 @@
               <w:rPr>
                 <w:sz w:val="16"/>
               </w:rPr>
-              <w:t>0.1167</w:t>
+              <w:t>0.0446</w:t>
             </w:r>
           </w:p>
         </w:tc>
@@ -5688,7 +5688,7 @@
               <w:rPr>
                 <w:sz w:val="16"/>
               </w:rPr>
-              <w:t>0.0045</w:t>
+              <w:t>0.0098</w:t>
             </w:r>
           </w:p>
         </w:tc>
@@ -5701,7 +5701,7 @@
               <w:rPr>
                 <w:sz w:val="16"/>
               </w:rPr>
-              <w:t>0.036</w:t>
+              <w:t>0.0374</w:t>
             </w:r>
           </w:p>
         </w:tc>
@@ -5714,7 +5714,7 @@
               <w:rPr>
                 <w:sz w:val="16"/>
               </w:rPr>
-              <w:t>0.9016</w:t>
+              <w:t>0.7935</w:t>
             </w:r>
           </w:p>
         </w:tc>
@@ -5742,7 +5742,7 @@
               <w:rPr>
                 <w:sz w:val="16"/>
               </w:rPr>
-              <w:t>-0.0055</w:t>
+              <w:t>-0.006</w:t>
             </w:r>
           </w:p>
         </w:tc>
@@ -5768,7 +5768,7 @@
               <w:rPr>
                 <w:sz w:val="16"/>
               </w:rPr>
-              <w:t>0.0598</w:t>
+              <w:t>0.0416</w:t>
             </w:r>
           </w:p>
         </w:tc>
@@ -5796,7 +5796,7 @@
               <w:rPr>
                 <w:sz w:val="16"/>
               </w:rPr>
-              <w:t>0.0547</w:t>
+              <w:t>0.0566</w:t>
             </w:r>
           </w:p>
         </w:tc>
@@ -5809,7 +5809,7 @@
               <w:rPr>
                 <w:sz w:val="16"/>
               </w:rPr>
-              <w:t>0.0935</w:t>
+              <w:t>0.0932</w:t>
             </w:r>
           </w:p>
         </w:tc>
@@ -5822,7 +5822,7 @@
               <w:rPr>
                 <w:sz w:val="16"/>
               </w:rPr>
-              <w:t>0.5586</w:t>
+              <w:t>0.5442</w:t>
             </w:r>
           </w:p>
         </w:tc>
@@ -5850,7 +5850,7 @@
               <w:rPr>
                 <w:sz w:val="16"/>
               </w:rPr>
-              <w:t>-0.0197</w:t>
+              <w:t>-0.0232</w:t>
             </w:r>
           </w:p>
         </w:tc>
@@ -5863,7 +5863,7 @@
               <w:rPr>
                 <w:sz w:val="16"/>
               </w:rPr>
-              <w:t>0.0137</w:t>
+              <w:t>0.0139</w:t>
             </w:r>
           </w:p>
         </w:tc>
@@ -5876,7 +5876,7 @@
               <w:rPr>
                 <w:sz w:val="16"/>
               </w:rPr>
-              <w:t>0.1516</w:t>
+              <w:t>0.0949</w:t>
             </w:r>
           </w:p>
         </w:tc>
@@ -5904,7 +5904,7 @@
               <w:rPr>
                 <w:sz w:val="16"/>
               </w:rPr>
-              <w:t>-0.1624</w:t>
+              <w:t>-0.1731</w:t>
             </w:r>
           </w:p>
         </w:tc>
@@ -5917,7 +5917,7 @@
               <w:rPr>
                 <w:sz w:val="16"/>
               </w:rPr>
-              <w:t>0.1157</w:t>
+              <w:t>0.1177</w:t>
             </w:r>
           </w:p>
         </w:tc>
@@ -5930,7 +5930,7 @@
               <w:rPr>
                 <w:sz w:val="16"/>
               </w:rPr>
-              <w:t>0.1604</w:t>
+              <w:t>0.1411</w:t>
             </w:r>
           </w:p>
         </w:tc>
@@ -5958,7 +5958,7 @@
               <w:rPr>
                 <w:sz w:val="16"/>
               </w:rPr>
-              <w:t>0.432</w:t>
+              <w:t>0.4486</w:t>
             </w:r>
           </w:p>
         </w:tc>
@@ -5971,7 +5971,7 @@
               <w:rPr>
                 <w:sz w:val="16"/>
               </w:rPr>
-              <w:t>0.1828</w:t>
+              <w:t>0.1861</w:t>
             </w:r>
           </w:p>
         </w:tc>
@@ -5984,7 +5984,7 @@
               <w:rPr>
                 <w:sz w:val="16"/>
               </w:rPr>
-              <w:t>0.0181</w:t>
+              <w:t>0.0159</w:t>
             </w:r>
           </w:p>
         </w:tc>
@@ -5999,7 +5999,7 @@
               <w:rPr>
                 <w:sz w:val="16"/>
               </w:rPr>
-              <w:t>N=319 (event [-5,+25] vs est [-240,-60] trading days)</w:t>
+              <w:t>N=321 (event [-5,+25] vs est [-240,-60] trading days)</w:t>
             </w:r>
           </w:p>
         </w:tc>
@@ -6055,7 +6055,7 @@
           <w:i/>
           <w:sz w:val="16"/>
         </w:rPr>
-        <w:t>Note. This table reports random forest feature importances (500 trees, fixed seed 42) for the seven baseline covariates predicting the 30-day CAR on the regression sample (N = 338). Importances are descriptive and carry no causal interpretation. All four hypothesis variables rank below all three firm controls.</w:t>
+        <w:t>Note. This table reports random forest feature importances (500 trees, fixed seed 42) for the seven baseline covariates predicting the 30-day CAR on the regression sample (N = 340). Importances are descriptive and carry no causal interpretation. All four hypothesis variables rank below all three firm controls.</w:t>
       </w:r>
     </w:p>
     <w:tbl>
@@ -6119,7 +6119,7 @@
               <w:rPr>
                 <w:sz w:val="16"/>
               </w:rPr>
-              <w:t>0.331</w:t>
+              <w:t>0.3371</w:t>
             </w:r>
           </w:p>
         </w:tc>
@@ -6147,7 +6147,7 @@
               <w:rPr>
                 <w:sz w:val="16"/>
               </w:rPr>
-              <w:t>0.2428</w:t>
+              <w:t>0.2386</w:t>
             </w:r>
           </w:p>
         </w:tc>
@@ -6175,7 +6175,7 @@
               <w:rPr>
                 <w:sz w:val="16"/>
               </w:rPr>
-              <w:t>0.2045</w:t>
+              <w:t>0.2068</w:t>
             </w:r>
           </w:p>
         </w:tc>
@@ -6203,7 +6203,7 @@
               <w:rPr>
                 <w:sz w:val="16"/>
               </w:rPr>
-              <w:t>0.1476</w:t>
+              <w:t>0.1359</w:t>
             </w:r>
           </w:p>
         </w:tc>
@@ -6231,7 +6231,7 @@
               <w:rPr>
                 <w:sz w:val="16"/>
               </w:rPr>
-              <w:t>0.0443</w:t>
+              <w:t>0.0456</w:t>
             </w:r>
           </w:p>
         </w:tc>
@@ -6259,7 +6259,7 @@
               <w:rPr>
                 <w:sz w:val="16"/>
               </w:rPr>
-              <w:t>0.0172</w:t>
+              <w:t>0.0247</w:t>
             </w:r>
           </w:p>
         </w:tc>
@@ -6287,7 +6287,7 @@
               <w:rPr>
                 <w:sz w:val="16"/>
               </w:rPr>
-              <w:t>0.0126</w:t>
+              <w:t>0.0112</w:t>
             </w:r>
           </w:p>
         </w:tc>
@@ -6307,7 +6307,7 @@
           <w:i/>
           <w:sz w:val="16"/>
         </w:rPr>
-        <w:t>Note. This table reports cumulative market-adjusted abnormal returns (daily CRSP return minus the CRSP value-weighted market return, x100, summed over trading days) over three pre-event windows. In the primary panel, day 0 is the trading day nearest the breach date, identical to the main CAR anchor with its +/-50 calendar-day pull. In the secondary panel, day 0 is the trading day nearest the reported date; 1 of 354 CRSP-sample events are excluded for a missing or invalid reported date (including delay_invalid = 1 wrong-field records). Events lacking 30 complete pre-anchor trading days of abnormal returns are excluded listwise per panel (breach-anchored: 0; announcement-anchored: 0). NOTIFICATION-ANCHOR CAVEAT: PRC breach dates are notification-anchored, so these pre-announcement windows are measured against the notification clock; with a median disclosure delay of 24 days, some events' first market disclosure plausibly falls inside the [-20,-11] window. The significant positive drift there is therefore reported, not explained away; the supportable claim is the absence of anticipatory NEGATIVE leakage in all three windows.</w:t>
+        <w:t>Note. This table reports cumulative market-adjusted abnormal returns (daily CRSP return minus the CRSP value-weighted market return, x100, summed over trading days) over three pre-event windows. In the primary panel, day 0 is the trading day nearest the breach date, identical to the main CAR anchor with its +/-50 calendar-day pull. In the secondary panel, day 0 is the trading day nearest the reported date; 1 of 356 CRSP-sample events are excluded for a missing or invalid reported date (including delay_invalid = 1 wrong-field records). Events lacking 30 complete pre-anchor trading days of abnormal returns are excluded listwise per panel (breach-anchored: 0; announcement-anchored: 0). NOTIFICATION-ANCHOR CAVEAT: PRC breach dates are notification-anchored, so these pre-announcement windows are measured against the notification clock; with a median disclosure delay of 24 days, some events' first market disclosure plausibly falls inside the [-20,-11] window. The significant positive drift there is therefore reported, not explained away; the supportable claim is the absence of anticipatory NEGATIVE leakage in all three windows.</w:t>
       </w:r>
     </w:p>
     <w:tbl>
@@ -6495,7 +6495,7 @@
               <w:rPr>
                 <w:sz w:val="16"/>
               </w:rPr>
-              <w:t>354.0</w:t>
+              <w:t>356.0</w:t>
             </w:r>
           </w:p>
         </w:tc>
@@ -6508,7 +6508,7 @@
               <w:rPr>
                 <w:sz w:val="16"/>
               </w:rPr>
-              <w:t>-0.073</w:t>
+              <w:t>-0.143</w:t>
             </w:r>
           </w:p>
         </w:tc>
@@ -6521,7 +6521,7 @@
               <w:rPr>
                 <w:sz w:val="16"/>
               </w:rPr>
-              <w:t>-0.03</w:t>
+              <w:t>-0.066</w:t>
             </w:r>
           </w:p>
         </w:tc>
@@ -6534,7 +6534,7 @@
               <w:rPr>
                 <w:sz w:val="16"/>
               </w:rPr>
-              <w:t>5.065</w:t>
+              <w:t>5.138</w:t>
             </w:r>
           </w:p>
         </w:tc>
@@ -6547,7 +6547,7 @@
               <w:rPr>
                 <w:sz w:val="16"/>
               </w:rPr>
-              <w:t>-0.272</w:t>
+              <w:t>-0.525</w:t>
             </w:r>
           </w:p>
         </w:tc>
@@ -6560,7 +6560,7 @@
               <w:rPr>
                 <w:sz w:val="16"/>
               </w:rPr>
-              <w:t>0.7854</w:t>
+              <w:t>0.5999</w:t>
             </w:r>
           </w:p>
         </w:tc>
@@ -6614,7 +6614,7 @@
               <w:rPr>
                 <w:sz w:val="16"/>
               </w:rPr>
-              <w:t>109.0</w:t>
+              <w:t>111.0</w:t>
             </w:r>
           </w:p>
         </w:tc>
@@ -6627,7 +6627,7 @@
               <w:rPr>
                 <w:sz w:val="16"/>
               </w:rPr>
-              <w:t>-0.144</w:t>
+              <w:t>-0.366</w:t>
             </w:r>
           </w:p>
         </w:tc>
@@ -6640,7 +6640,7 @@
               <w:rPr>
                 <w:sz w:val="16"/>
               </w:rPr>
-              <w:t>-0.067</w:t>
+              <w:t>-0.272</w:t>
             </w:r>
           </w:p>
         </w:tc>
@@ -6653,7 +6653,7 @@
               <w:rPr>
                 <w:sz w:val="16"/>
               </w:rPr>
-              <w:t>5.986</w:t>
+              <w:t>6.164</w:t>
             </w:r>
           </w:p>
         </w:tc>
@@ -6666,7 +6666,7 @@
               <w:rPr>
                 <w:sz w:val="16"/>
               </w:rPr>
-              <w:t>-0.252</w:t>
+              <w:t>-0.626</w:t>
             </w:r>
           </w:p>
         </w:tc>
@@ -6679,7 +6679,7 @@
               <w:rPr>
                 <w:sz w:val="16"/>
               </w:rPr>
-              <w:t>0.8018</w:t>
+              <w:t>0.5324</w:t>
             </w:r>
           </w:p>
         </w:tc>
@@ -6864,7 +6864,7 @@
               <w:rPr>
                 <w:sz w:val="16"/>
               </w:rPr>
-              <w:t>-0.103</w:t>
+              <w:t>-0.325</w:t>
             </w:r>
           </w:p>
         </w:tc>
@@ -6901,7 +6901,7 @@
               <w:rPr>
                 <w:sz w:val="16"/>
               </w:rPr>
-              <w:t>-0.159</w:t>
+              <w:t>-0.496</w:t>
             </w:r>
           </w:p>
         </w:tc>
@@ -6914,7 +6914,7 @@
               <w:rPr>
                 <w:sz w:val="16"/>
               </w:rPr>
-              <w:t>0.8738</w:t>
+              <w:t>0.6208</w:t>
             </w:r>
           </w:p>
         </w:tc>
@@ -6968,7 +6968,7 @@
               <w:rPr>
                 <w:sz w:val="16"/>
               </w:rPr>
-              <w:t>354.0</w:t>
+              <w:t>356.0</w:t>
             </w:r>
           </w:p>
         </w:tc>
@@ -6981,7 +6981,7 @@
               <w:rPr>
                 <w:sz w:val="16"/>
               </w:rPr>
-              <w:t>0.801</w:t>
+              <w:t>0.771</w:t>
             </w:r>
           </w:p>
         </w:tc>
@@ -6994,7 +6994,7 @@
               <w:rPr>
                 <w:sz w:val="16"/>
               </w:rPr>
-              <w:t>0.432</w:t>
+              <w:t>0.424</w:t>
             </w:r>
           </w:p>
         </w:tc>
@@ -7007,7 +7007,7 @@
               <w:rPr>
                 <w:sz w:val="16"/>
               </w:rPr>
-              <w:t>6.046</w:t>
+              <w:t>6.048</w:t>
             </w:r>
           </w:p>
         </w:tc>
@@ -7020,7 +7020,7 @@
               <w:rPr>
                 <w:sz w:val="16"/>
               </w:rPr>
-              <w:t>2.493</w:t>
+              <w:t>2.405</w:t>
             </w:r>
           </w:p>
         </w:tc>
@@ -7033,7 +7033,7 @@
               <w:rPr>
                 <w:sz w:val="16"/>
               </w:rPr>
-              <w:t>0.0131</w:t>
+              <w:t>0.0167</w:t>
             </w:r>
           </w:p>
         </w:tc>
@@ -7087,7 +7087,7 @@
               <w:rPr>
                 <w:sz w:val="16"/>
               </w:rPr>
-              <w:t>109.0</w:t>
+              <w:t>111.0</w:t>
             </w:r>
           </w:p>
         </w:tc>
@@ -7100,7 +7100,7 @@
               <w:rPr>
                 <w:sz w:val="16"/>
               </w:rPr>
-              <w:t>0.376</w:t>
+              <w:t>0.287</w:t>
             </w:r>
           </w:p>
         </w:tc>
@@ -7113,7 +7113,7 @@
               <w:rPr>
                 <w:sz w:val="16"/>
               </w:rPr>
-              <w:t>0.502</w:t>
+              <w:t>0.45</w:t>
             </w:r>
           </w:p>
         </w:tc>
@@ -7126,7 +7126,7 @@
               <w:rPr>
                 <w:sz w:val="16"/>
               </w:rPr>
-              <w:t>6.41</w:t>
+              <w:t>6.402</w:t>
             </w:r>
           </w:p>
         </w:tc>
@@ -7139,7 +7139,7 @@
               <w:rPr>
                 <w:sz w:val="16"/>
               </w:rPr>
-              <w:t>0.612</w:t>
+              <w:t>0.472</w:t>
             </w:r>
           </w:p>
         </w:tc>
@@ -7152,7 +7152,7 @@
               <w:rPr>
                 <w:sz w:val="16"/>
               </w:rPr>
-              <w:t>0.5417</w:t>
+              <w:t>0.6382</w:t>
             </w:r>
           </w:p>
         </w:tc>
@@ -7337,7 +7337,7 @@
               <w:rPr>
                 <w:sz w:val="16"/>
               </w:rPr>
-              <w:t>-0.615</w:t>
+              <w:t>-0.704</w:t>
             </w:r>
           </w:p>
         </w:tc>
@@ -7374,7 +7374,7 @@
               <w:rPr>
                 <w:sz w:val="16"/>
               </w:rPr>
-              <w:t>-0.854</w:t>
+              <w:t>-0.985</w:t>
             </w:r>
           </w:p>
         </w:tc>
@@ -7387,7 +7387,7 @@
               <w:rPr>
                 <w:sz w:val="16"/>
               </w:rPr>
-              <w:t>0.3943</w:t>
+              <w:t>0.3258</w:t>
             </w:r>
           </w:p>
         </w:tc>
@@ -7441,7 +7441,7 @@
               <w:rPr>
                 <w:sz w:val="16"/>
               </w:rPr>
-              <w:t>354.0</w:t>
+              <w:t>356.0</w:t>
             </w:r>
           </w:p>
         </w:tc>
@@ -7454,7 +7454,7 @@
               <w:rPr>
                 <w:sz w:val="16"/>
               </w:rPr>
-              <w:t>0.088</w:t>
+              <w:t>0.041</w:t>
             </w:r>
           </w:p>
         </w:tc>
@@ -7467,7 +7467,7 @@
               <w:rPr>
                 <w:sz w:val="16"/>
               </w:rPr>
-              <w:t>0.101</w:t>
+              <w:t>0.081</w:t>
             </w:r>
           </w:p>
         </w:tc>
@@ -7480,7 +7480,7 @@
               <w:rPr>
                 <w:sz w:val="16"/>
               </w:rPr>
-              <w:t>5.843</w:t>
+              <w:t>5.86</w:t>
             </w:r>
           </w:p>
         </w:tc>
@@ -7493,7 +7493,7 @@
               <w:rPr>
                 <w:sz w:val="16"/>
               </w:rPr>
-              <w:t>0.282</w:t>
+              <w:t>0.133</w:t>
             </w:r>
           </w:p>
         </w:tc>
@@ -7506,7 +7506,7 @@
               <w:rPr>
                 <w:sz w:val="16"/>
               </w:rPr>
-              <w:t>0.7781</w:t>
+              <w:t>0.8941</w:t>
             </w:r>
           </w:p>
         </w:tc>
@@ -7560,7 +7560,7 @@
               <w:rPr>
                 <w:sz w:val="16"/>
               </w:rPr>
-              <w:t>109.0</w:t>
+              <w:t>111.0</w:t>
             </w:r>
           </w:p>
         </w:tc>
@@ -7573,7 +7573,7 @@
               <w:rPr>
                 <w:sz w:val="16"/>
               </w:rPr>
-              <w:t>1.231</w:t>
+              <w:t>1.063</w:t>
             </w:r>
           </w:p>
         </w:tc>
@@ -7586,7 +7586,7 @@
               <w:rPr>
                 <w:sz w:val="16"/>
               </w:rPr>
-              <w:t>0.37</w:t>
+              <w:t>0.339</w:t>
             </w:r>
           </w:p>
         </w:tc>
@@ -7599,7 +7599,7 @@
               <w:rPr>
                 <w:sz w:val="16"/>
               </w:rPr>
-              <w:t>7.106</w:t>
+              <w:t>7.153</w:t>
             </w:r>
           </w:p>
         </w:tc>
@@ -7612,7 +7612,7 @@
               <w:rPr>
                 <w:sz w:val="16"/>
               </w:rPr>
-              <w:t>1.809</w:t>
+              <w:t>1.565</w:t>
             </w:r>
           </w:p>
         </w:tc>
@@ -7625,7 +7625,7 @@
               <w:rPr>
                 <w:sz w:val="16"/>
               </w:rPr>
-              <w:t>0.0732</w:t>
+              <w:t>0.1204</w:t>
             </w:r>
           </w:p>
         </w:tc>
@@ -7810,7 +7810,7 @@
               <w:rPr>
                 <w:sz w:val="16"/>
               </w:rPr>
-              <w:t>1.653</w:t>
+              <w:t>1.484</w:t>
             </w:r>
           </w:p>
         </w:tc>
@@ -7847,7 +7847,7 @@
               <w:rPr>
                 <w:sz w:val="16"/>
               </w:rPr>
-              <w:t>2.189</w:t>
+              <w:t>1.969</w:t>
             </w:r>
           </w:p>
         </w:tc>
@@ -7860,7 +7860,7 @@
               <w:rPr>
                 <w:sz w:val="16"/>
               </w:rPr>
-              <w:t>0.0301</w:t>
+              <w:t>0.0506</w:t>
             </w:r>
           </w:p>
         </w:tc>
@@ -7914,7 +7914,7 @@
               <w:rPr>
                 <w:sz w:val="16"/>
               </w:rPr>
-              <w:t>353.0</w:t>
+              <w:t>355.0</w:t>
             </w:r>
           </w:p>
         </w:tc>
@@ -7927,7 +7927,7 @@
               <w:rPr>
                 <w:sz w:val="16"/>
               </w:rPr>
-              <w:t>0.044</w:t>
+              <w:t>-0.04</w:t>
             </w:r>
           </w:p>
         </w:tc>
@@ -7940,7 +7940,7 @@
               <w:rPr>
                 <w:sz w:val="16"/>
               </w:rPr>
-              <w:t>0.145</w:t>
+              <w:t>0.144</w:t>
             </w:r>
           </w:p>
         </w:tc>
@@ -7953,7 +7953,7 @@
               <w:rPr>
                 <w:sz w:val="16"/>
               </w:rPr>
-              <w:t>4.95</w:t>
+              <w:t>5.061</w:t>
             </w:r>
           </w:p>
         </w:tc>
@@ -7966,7 +7966,7 @@
               <w:rPr>
                 <w:sz w:val="16"/>
               </w:rPr>
-              <w:t>0.166</w:t>
+              <w:t>-0.15</w:t>
             </w:r>
           </w:p>
         </w:tc>
@@ -7979,7 +7979,7 @@
               <w:rPr>
                 <w:sz w:val="16"/>
               </w:rPr>
-              <w:t>0.8686</w:t>
+              <w:t>0.8808</w:t>
             </w:r>
           </w:p>
         </w:tc>
@@ -8033,7 +8033,7 @@
               <w:rPr>
                 <w:sz w:val="16"/>
               </w:rPr>
-              <w:t>108.0</w:t>
+              <w:t>110.0</w:t>
             </w:r>
           </w:p>
         </w:tc>
@@ -8046,7 +8046,7 @@
               <w:rPr>
                 <w:sz w:val="16"/>
               </w:rPr>
-              <w:t>0.291</w:t>
+              <w:t>0.016</w:t>
             </w:r>
           </w:p>
         </w:tc>
@@ -8059,7 +8059,7 @@
               <w:rPr>
                 <w:sz w:val="16"/>
               </w:rPr>
-              <w:t>-0.195</w:t>
+              <w:t>-0.36</w:t>
             </w:r>
           </w:p>
         </w:tc>
@@ -8072,7 +8072,7 @@
               <w:rPr>
                 <w:sz w:val="16"/>
               </w:rPr>
-              <w:t>6.003</w:t>
+              <w:t>6.285</w:t>
             </w:r>
           </w:p>
         </w:tc>
@@ -8085,7 +8085,7 @@
               <w:rPr>
                 <w:sz w:val="16"/>
               </w:rPr>
-              <w:t>0.504</w:t>
+              <w:t>0.027</w:t>
             </w:r>
           </w:p>
         </w:tc>
@@ -8098,7 +8098,7 @@
               <w:rPr>
                 <w:sz w:val="16"/>
               </w:rPr>
-              <w:t>0.615</w:t>
+              <w:t>0.9787</w:t>
             </w:r>
           </w:p>
         </w:tc>
@@ -8283,7 +8283,7 @@
               <w:rPr>
                 <w:sz w:val="16"/>
               </w:rPr>
-              <w:t>0.357</w:t>
+              <w:t>0.082</w:t>
             </w:r>
           </w:p>
         </w:tc>
@@ -8320,7 +8320,7 @@
               <w:rPr>
                 <w:sz w:val="16"/>
               </w:rPr>
-              <w:t>0.555</w:t>
+              <w:t>0.123</w:t>
             </w:r>
           </w:p>
         </w:tc>
@@ -8333,7 +8333,7 @@
               <w:rPr>
                 <w:sz w:val="16"/>
               </w:rPr>
-              <w:t>0.5794</w:t>
+              <w:t>0.902</w:t>
             </w:r>
           </w:p>
         </w:tc>
@@ -8387,7 +8387,7 @@
               <w:rPr>
                 <w:sz w:val="16"/>
               </w:rPr>
-              <w:t>353.0</w:t>
+              <w:t>355.0</w:t>
             </w:r>
           </w:p>
         </w:tc>
@@ -8400,7 +8400,7 @@
               <w:rPr>
                 <w:sz w:val="16"/>
               </w:rPr>
-              <w:t>0.357</w:t>
+              <w:t>0.321</w:t>
             </w:r>
           </w:p>
         </w:tc>
@@ -8413,7 +8413,7 @@
               <w:rPr>
                 <w:sz w:val="16"/>
               </w:rPr>
-              <w:t>0.308</w:t>
+              <w:t>0.299</w:t>
             </w:r>
           </w:p>
         </w:tc>
@@ -8426,7 +8426,7 @@
               <w:rPr>
                 <w:sz w:val="16"/>
               </w:rPr>
-              <w:t>5.122</w:t>
+              <w:t>5.132</w:t>
             </w:r>
           </w:p>
         </w:tc>
@@ -8439,7 +8439,7 @@
               <w:rPr>
                 <w:sz w:val="16"/>
               </w:rPr>
-              <w:t>1.31</w:t>
+              <w:t>1.18</w:t>
             </w:r>
           </w:p>
         </w:tc>
@@ -8452,7 +8452,7 @@
               <w:rPr>
                 <w:sz w:val="16"/>
               </w:rPr>
-              <w:t>0.1911</w:t>
+              <w:t>0.2389</w:t>
             </w:r>
           </w:p>
         </w:tc>
@@ -8506,7 +8506,7 @@
               <w:rPr>
                 <w:sz w:val="16"/>
               </w:rPr>
-              <w:t>108.0</w:t>
+              <w:t>110.0</w:t>
             </w:r>
           </w:p>
         </w:tc>
@@ -8519,7 +8519,7 @@
               <w:rPr>
                 <w:sz w:val="16"/>
               </w:rPr>
-              <w:t>-0.308</w:t>
+              <w:t>-0.412</w:t>
             </w:r>
           </w:p>
         </w:tc>
@@ -8532,7 +8532,7 @@
               <w:rPr>
                 <w:sz w:val="16"/>
               </w:rPr>
-              <w:t>-0.286</w:t>
+              <w:t>-0.316</w:t>
             </w:r>
           </w:p>
         </w:tc>
@@ -8545,7 +8545,7 @@
               <w:rPr>
                 <w:sz w:val="16"/>
               </w:rPr>
-              <w:t>5.165</w:t>
+              <w:t>5.181</w:t>
             </w:r>
           </w:p>
         </w:tc>
@@ -8558,7 +8558,7 @@
               <w:rPr>
                 <w:sz w:val="16"/>
               </w:rPr>
-              <w:t>-0.62</w:t>
+              <w:t>-0.833</w:t>
             </w:r>
           </w:p>
         </w:tc>
@@ -8571,7 +8571,7 @@
               <w:rPr>
                 <w:sz w:val="16"/>
               </w:rPr>
-              <w:t>0.5363</w:t>
+              <w:t>0.4065</w:t>
             </w:r>
           </w:p>
         </w:tc>
@@ -8756,7 +8756,7 @@
               <w:rPr>
                 <w:sz w:val="16"/>
               </w:rPr>
-              <w:t>-0.959</w:t>
+              <w:t>-1.062</w:t>
             </w:r>
           </w:p>
         </w:tc>
@@ -8793,7 +8793,7 @@
               <w:rPr>
                 <w:sz w:val="16"/>
               </w:rPr>
-              <w:t>-1.615</w:t>
+              <w:t>-1.796</w:t>
             </w:r>
           </w:p>
         </w:tc>
@@ -8806,7 +8806,7 @@
               <w:rPr>
                 <w:sz w:val="16"/>
               </w:rPr>
-              <w:t>0.108</w:t>
+              <w:t>0.0739</w:t>
             </w:r>
           </w:p>
         </w:tc>
@@ -8860,7 +8860,7 @@
               <w:rPr>
                 <w:sz w:val="16"/>
               </w:rPr>
-              <w:t>353.0</w:t>
+              <w:t>355.0</w:t>
             </w:r>
           </w:p>
         </w:tc>
@@ -8873,7 +8873,7 @@
               <w:rPr>
                 <w:sz w:val="16"/>
               </w:rPr>
-              <w:t>-0.291</w:t>
+              <w:t>-0.358</w:t>
             </w:r>
           </w:p>
         </w:tc>
@@ -8886,7 +8886,7 @@
               <w:rPr>
                 <w:sz w:val="16"/>
               </w:rPr>
-              <w:t>0.042</w:t>
+              <w:t>0.026</w:t>
             </w:r>
           </w:p>
         </w:tc>
@@ -8899,7 +8899,7 @@
               <w:rPr>
                 <w:sz w:val="16"/>
               </w:rPr>
-              <w:t>5.507</w:t>
+              <w:t>5.579</w:t>
             </w:r>
           </w:p>
         </w:tc>
@@ -8912,7 +8912,7 @@
               <w:rPr>
                 <w:sz w:val="16"/>
               </w:rPr>
-              <w:t>-0.991</w:t>
+              <w:t>-1.21</w:t>
             </w:r>
           </w:p>
         </w:tc>
@@ -8925,7 +8925,7 @@
               <w:rPr>
                 <w:sz w:val="16"/>
               </w:rPr>
-              <w:t>0.3223</w:t>
+              <w:t>0.2273</w:t>
             </w:r>
           </w:p>
         </w:tc>
@@ -8979,7 +8979,7 @@
               <w:rPr>
                 <w:sz w:val="16"/>
               </w:rPr>
-              <w:t>108.0</w:t>
+              <w:t>110.0</w:t>
             </w:r>
           </w:p>
         </w:tc>
@@ -8992,7 +8992,7 @@
               <w:rPr>
                 <w:sz w:val="16"/>
               </w:rPr>
-              <w:t>0.885</w:t>
+              <w:t>0.646</w:t>
             </w:r>
           </w:p>
         </w:tc>
@@ -9005,7 +9005,7 @@
               <w:rPr>
                 <w:sz w:val="16"/>
               </w:rPr>
-              <w:t>0.197</w:t>
+              <w:t>0.124</w:t>
             </w:r>
           </w:p>
         </w:tc>
@@ -9018,7 +9018,7 @@
               <w:rPr>
                 <w:sz w:val="16"/>
               </w:rPr>
-              <w:t>6.335</w:t>
+              <w:t>6.56</w:t>
             </w:r>
           </w:p>
         </w:tc>
@@ -9031,7 +9031,7 @@
               <w:rPr>
                 <w:sz w:val="16"/>
               </w:rPr>
-              <w:t>1.452</w:t>
+              <w:t>1.032</w:t>
             </w:r>
           </w:p>
         </w:tc>
@@ -9044,7 +9044,7 @@
               <w:rPr>
                 <w:sz w:val="16"/>
               </w:rPr>
-              <w:t>0.1494</w:t>
+              <w:t>0.3043</w:t>
             </w:r>
           </w:p>
         </w:tc>
@@ -9229,7 +9229,7 @@
               <w:rPr>
                 <w:sz w:val="16"/>
               </w:rPr>
-              <w:t>1.694</w:t>
+              <w:t>1.454</w:t>
             </w:r>
           </w:p>
         </w:tc>
@@ -9266,7 +9266,7 @@
               <w:rPr>
                 <w:sz w:val="16"/>
               </w:rPr>
-              <w:t>2.459</w:t>
+              <w:t>2.068</w:t>
             </w:r>
           </w:p>
         </w:tc>
@@ -9279,7 +9279,7 @@
               <w:rPr>
                 <w:sz w:val="16"/>
               </w:rPr>
-              <w:t>0.015</w:t>
+              <w:t>0.0401</w:t>
             </w:r>
           </w:p>
         </w:tc>

--- a/outputs/rebuild/APPENDIX_V3_TABLES.docx
+++ b/outputs/rebuild/APPENDIX_V3_TABLES.docx
@@ -159,7 +159,7 @@
               <w:rPr>
                 <w:sz w:val="16"/>
               </w:rPr>
-              <w:t>-0.306</w:t>
+              <w:t>-0.378</w:t>
             </w:r>
           </w:p>
         </w:tc>
@@ -172,7 +172,7 @@
               <w:rPr>
                 <w:sz w:val="16"/>
               </w:rPr>
-              <w:t>8.954</w:t>
+              <w:t>8.776</w:t>
             </w:r>
           </w:p>
         </w:tc>
@@ -185,7 +185,7 @@
               <w:rPr>
                 <w:sz w:val="16"/>
               </w:rPr>
-              <w:t>0.087</w:t>
+              <w:t>-0.031</w:t>
             </w:r>
           </w:p>
         </w:tc>
@@ -226,7 +226,7 @@
               <w:rPr>
                 <w:sz w:val="16"/>
               </w:rPr>
-              <w:t>-0.381</w:t>
+              <w:t>-0.457</w:t>
             </w:r>
           </w:p>
         </w:tc>
@@ -239,7 +239,7 @@
               <w:rPr>
                 <w:sz w:val="16"/>
               </w:rPr>
-              <w:t>4.262</w:t>
+              <w:t>4.295</w:t>
             </w:r>
           </w:p>
         </w:tc>
@@ -252,7 +252,7 @@
               <w:rPr>
                 <w:sz w:val="16"/>
               </w:rPr>
-              <w:t>-0.197</w:t>
+              <w:t>-0.218</w:t>
             </w:r>
           </w:p>
         </w:tc>
@@ -919,7 +919,7 @@
               <w:rPr>
                 <w:sz w:val="16"/>
               </w:rPr>
-              <w:t>-0.689</w:t>
+              <w:t>-0.933</w:t>
             </w:r>
           </w:p>
         </w:tc>
@@ -932,7 +932,7 @@
               <w:rPr>
                 <w:sz w:val="16"/>
               </w:rPr>
-              <w:t>-0.242</w:t>
+              <w:t>-0.437</w:t>
             </w:r>
           </w:p>
         </w:tc>
@@ -1101,7 +1101,7 @@
               <w:rPr>
                 <w:sz w:val="16"/>
               </w:rPr>
-              <w:t>-0.703</w:t>
+              <w:t>-0.947</w:t>
             </w:r>
           </w:p>
         </w:tc>
@@ -1138,7 +1138,7 @@
               <w:rPr>
                 <w:sz w:val="16"/>
               </w:rPr>
-              <w:t>-0.635</w:t>
+              <w:t>-0.894</w:t>
             </w:r>
           </w:p>
         </w:tc>
@@ -1151,7 +1151,7 @@
               <w:rPr>
                 <w:sz w:val="16"/>
               </w:rPr>
-              <w:t>0.526</w:t>
+              <w:t>0.3727</w:t>
             </w:r>
           </w:p>
         </w:tc>
@@ -1192,7 +1192,7 @@
               <w:rPr>
                 <w:sz w:val="16"/>
               </w:rPr>
-              <w:t>0.61</w:t>
+              <w:t>0.365</w:t>
             </w:r>
           </w:p>
         </w:tc>
@@ -1205,7 +1205,7 @@
               <w:rPr>
                 <w:sz w:val="16"/>
               </w:rPr>
-              <w:t>1.415</w:t>
+              <w:t>1.085</w:t>
             </w:r>
           </w:p>
         </w:tc>
@@ -1283,7 +1283,7 @@
               <w:rPr>
                 <w:sz w:val="16"/>
               </w:rPr>
-              <w:t>-0.673</w:t>
+              <w:t>-0.652</w:t>
             </w:r>
           </w:p>
         </w:tc>
@@ -1374,7 +1374,7 @@
               <w:rPr>
                 <w:sz w:val="16"/>
               </w:rPr>
-              <w:t>1.283</w:t>
+              <w:t>1.017</w:t>
             </w:r>
           </w:p>
         </w:tc>
@@ -1411,7 +1411,7 @@
               <w:rPr>
                 <w:sz w:val="16"/>
               </w:rPr>
-              <w:t>1.307</w:t>
+              <w:t>1.067</w:t>
             </w:r>
           </w:p>
         </w:tc>
@@ -1424,7 +1424,7 @@
               <w:rPr>
                 <w:sz w:val="16"/>
               </w:rPr>
-              <w:t>0.1925</w:t>
+              <w:t>0.2867</w:t>
             </w:r>
           </w:p>
         </w:tc>
@@ -1556,7 +1556,7 @@
               <w:rPr>
                 <w:sz w:val="16"/>
               </w:rPr>
-              <w:t>-0.144</w:t>
+              <w:t>-0.223</w:t>
             </w:r>
           </w:p>
         </w:tc>
@@ -1569,7 +1569,7 @@
               <w:rPr>
                 <w:sz w:val="16"/>
               </w:rPr>
-              <w:t>0.145</w:t>
+              <w:t>0.14</w:t>
             </w:r>
           </w:p>
         </w:tc>
@@ -1647,7 +1647,7 @@
               <w:rPr>
                 <w:sz w:val="16"/>
               </w:rPr>
-              <w:t>-1.397</w:t>
+              <w:t>-1.318</w:t>
             </w:r>
           </w:p>
         </w:tc>
@@ -1684,7 +1684,7 @@
               <w:rPr>
                 <w:sz w:val="16"/>
               </w:rPr>
-              <w:t>-0.604</w:t>
+              <w:t>-0.57</w:t>
             </w:r>
           </w:p>
         </w:tc>
@@ -1697,7 +1697,7 @@
               <w:rPr>
                 <w:sz w:val="16"/>
               </w:rPr>
-              <w:t>0.5546</w:t>
+              <w:t>0.5768</w:t>
             </w:r>
           </w:p>
         </w:tc>
@@ -1738,7 +1738,7 @@
               <w:rPr>
                 <w:sz w:val="16"/>
               </w:rPr>
-              <w:t>0.414</w:t>
+              <w:t>0.265</w:t>
             </w:r>
           </w:p>
         </w:tc>
@@ -1751,7 +1751,7 @@
               <w:rPr>
                 <w:sz w:val="16"/>
               </w:rPr>
-              <w:t>0.567</w:t>
+              <w:t>0.421</w:t>
             </w:r>
           </w:p>
         </w:tc>
@@ -1829,7 +1829,7 @@
               <w:rPr>
                 <w:sz w:val="16"/>
               </w:rPr>
-              <w:t>-1.134</w:t>
+              <w:t>-1.1</w:t>
             </w:r>
           </w:p>
         </w:tc>
@@ -1920,7 +1920,7 @@
               <w:rPr>
                 <w:sz w:val="16"/>
               </w:rPr>
-              <w:t>1.547</w:t>
+              <w:t>1.365</w:t>
             </w:r>
           </w:p>
         </w:tc>
@@ -1957,7 +1957,7 @@
               <w:rPr>
                 <w:sz w:val="16"/>
               </w:rPr>
-              <w:t>1.48</w:t>
+              <w:t>1.328</w:t>
             </w:r>
           </w:p>
         </w:tc>
@@ -1970,7 +1970,7 @@
               <w:rPr>
                 <w:sz w:val="16"/>
               </w:rPr>
-              <w:t>0.1403</w:t>
+              <w:t>0.1857</w:t>
             </w:r>
           </w:p>
         </w:tc>
@@ -2082,7 +2082,7 @@
               <w:rPr>
                 <w:sz w:val="16"/>
               </w:rPr>
-              <w:t>-1.7249</w:t>
+              <w:t>-2.084</w:t>
             </w:r>
           </w:p>
         </w:tc>
@@ -2095,7 +2095,7 @@
               <w:rPr>
                 <w:sz w:val="16"/>
               </w:rPr>
-              <w:t>4.4103</w:t>
+              <w:t>4.3771</w:t>
             </w:r>
           </w:p>
         </w:tc>
@@ -2108,7 +2108,7 @@
               <w:rPr>
                 <w:sz w:val="16"/>
               </w:rPr>
-              <w:t>0.6957</w:t>
+              <w:t>0.634</w:t>
             </w:r>
           </w:p>
         </w:tc>
@@ -2136,7 +2136,7 @@
               <w:rPr>
                 <w:sz w:val="16"/>
               </w:rPr>
-              <w:t>-0.4994</w:t>
+              <w:t>-0.8051</w:t>
             </w:r>
           </w:p>
         </w:tc>
@@ -2149,7 +2149,7 @@
               <w:rPr>
                 <w:sz w:val="16"/>
               </w:rPr>
-              <w:t>1.4616</w:t>
+              <w:t>1.4026</w:t>
             </w:r>
           </w:p>
         </w:tc>
@@ -2162,7 +2162,7 @@
               <w:rPr>
                 <w:sz w:val="16"/>
               </w:rPr>
-              <w:t>0.7326</w:t>
+              <w:t>0.5659</w:t>
             </w:r>
           </w:p>
         </w:tc>
@@ -2190,7 +2190,7 @@
               <w:rPr>
                 <w:sz w:val="16"/>
               </w:rPr>
-              <w:t>1.4143</w:t>
+              <w:t>1.15</w:t>
             </w:r>
           </w:p>
         </w:tc>
@@ -2203,7 +2203,7 @@
               <w:rPr>
                 <w:sz w:val="16"/>
               </w:rPr>
-              <w:t>1.0337</w:t>
+              <w:t>1.0051</w:t>
             </w:r>
           </w:p>
         </w:tc>
@@ -2216,7 +2216,7 @@
               <w:rPr>
                 <w:sz w:val="16"/>
               </w:rPr>
-              <w:t>0.1712</w:t>
+              <w:t>0.2526</w:t>
             </w:r>
           </w:p>
         </w:tc>
@@ -2244,7 +2244,7 @@
               <w:rPr>
                 <w:sz w:val="16"/>
               </w:rPr>
-              <w:t>0.0258</w:t>
+              <w:t>0.0332</w:t>
             </w:r>
           </w:p>
         </w:tc>
@@ -2257,7 +2257,7 @@
               <w:rPr>
                 <w:sz w:val="16"/>
               </w:rPr>
-              <w:t>0.0649</w:t>
+              <w:t>0.0644</w:t>
             </w:r>
           </w:p>
         </w:tc>
@@ -2270,7 +2270,7 @@
               <w:rPr>
                 <w:sz w:val="16"/>
               </w:rPr>
-              <w:t>0.6916</w:t>
+              <w:t>0.6063</w:t>
             </w:r>
           </w:p>
         </w:tc>
@@ -2298,7 +2298,7 @@
               <w:rPr>
                 <w:sz w:val="16"/>
               </w:rPr>
-              <w:t>-0.9405</w:t>
+              <w:t>-1.0247</w:t>
             </w:r>
           </w:p>
         </w:tc>
@@ -2311,7 +2311,7 @@
               <w:rPr>
                 <w:sz w:val="16"/>
               </w:rPr>
-              <w:t>2.6001</w:t>
+              <w:t>2.6083</w:t>
             </w:r>
           </w:p>
         </w:tc>
@@ -2324,7 +2324,7 @@
               <w:rPr>
                 <w:sz w:val="16"/>
               </w:rPr>
-              <w:t>0.7176</w:t>
+              <w:t>0.6944</w:t>
             </w:r>
           </w:p>
         </w:tc>
@@ -2352,7 +2352,7 @@
               <w:rPr>
                 <w:sz w:val="16"/>
               </w:rPr>
-              <w:t>0.061</w:t>
+              <w:t>0.0987</w:t>
             </w:r>
           </w:p>
         </w:tc>
@@ -2365,7 +2365,7 @@
               <w:rPr>
                 <w:sz w:val="16"/>
               </w:rPr>
-              <w:t>0.3673</w:t>
+              <w:t>0.3644</w:t>
             </w:r>
           </w:p>
         </w:tc>
@@ -2378,7 +2378,7 @@
               <w:rPr>
                 <w:sz w:val="16"/>
               </w:rPr>
-              <w:t>0.868</w:t>
+              <w:t>0.7866</w:t>
             </w:r>
           </w:p>
         </w:tc>
@@ -2406,7 +2406,7 @@
               <w:rPr>
                 <w:sz w:val="16"/>
               </w:rPr>
-              <w:t>0.0032</w:t>
+              <w:t>0.1332</w:t>
             </w:r>
           </w:p>
         </w:tc>
@@ -2419,7 +2419,7 @@
               <w:rPr>
                 <w:sz w:val="16"/>
               </w:rPr>
-              <w:t>2.1476</w:t>
+              <w:t>2.1309</w:t>
             </w:r>
           </w:p>
         </w:tc>
@@ -2432,7 +2432,7 @@
               <w:rPr>
                 <w:sz w:val="16"/>
               </w:rPr>
-              <w:t>0.9988</w:t>
+              <w:t>0.9502</w:t>
             </w:r>
           </w:p>
         </w:tc>
@@ -2460,7 +2460,7 @@
               <w:rPr>
                 <w:sz w:val="16"/>
               </w:rPr>
-              <w:t>7.7592</w:t>
+              <w:t>7.353</w:t>
             </w:r>
           </w:p>
         </w:tc>
@@ -2473,7 +2473,7 @@
               <w:rPr>
                 <w:sz w:val="16"/>
               </w:rPr>
-              <w:t>5.4334</w:t>
+              <w:t>5.4209</w:t>
             </w:r>
           </w:p>
         </w:tc>
@@ -2486,7 +2486,7 @@
               <w:rPr>
                 <w:sz w:val="16"/>
               </w:rPr>
-              <w:t>0.1533</w:t>
+              <w:t>0.175</w:t>
             </w:r>
           </w:p>
         </w:tc>
@@ -2626,7 +2626,7 @@
               <w:rPr>
                 <w:sz w:val="16"/>
               </w:rPr>
-              <w:t>-0.4994</w:t>
+              <w:t>-0.8051</w:t>
             </w:r>
           </w:p>
         </w:tc>
@@ -2639,7 +2639,7 @@
               <w:rPr>
                 <w:sz w:val="16"/>
               </w:rPr>
-              <w:t>0.7326</w:t>
+              <w:t>0.5659</w:t>
             </w:r>
           </w:p>
         </w:tc>
@@ -2652,7 +2652,7 @@
               <w:rPr>
                 <w:sz w:val="16"/>
               </w:rPr>
-              <w:t>0.1371</w:t>
+              <w:t>0.1783</w:t>
             </w:r>
           </w:p>
         </w:tc>
@@ -2665,7 +2665,7 @@
               <w:rPr>
                 <w:sz w:val="16"/>
               </w:rPr>
-              <w:t>4.0926</w:t>
+              <w:t>3.9272</w:t>
             </w:r>
           </w:p>
         </w:tc>
@@ -2706,7 +2706,7 @@
               <w:rPr>
                 <w:sz w:val="16"/>
               </w:rPr>
-              <w:t>1.4143</w:t>
+              <w:t>1.15</w:t>
             </w:r>
           </w:p>
         </w:tc>
@@ -2719,7 +2719,7 @@
               <w:rPr>
                 <w:sz w:val="16"/>
               </w:rPr>
-              <w:t>0.1712</w:t>
+              <w:t>0.2526</w:t>
             </w:r>
           </w:p>
         </w:tc>
@@ -2732,7 +2732,7 @@
               <w:rPr>
                 <w:sz w:val="16"/>
               </w:rPr>
-              <w:t>0.2538</w:t>
+              <w:t>0.1726</w:t>
             </w:r>
           </w:p>
         </w:tc>
@@ -2745,7 +2745,7 @@
               <w:rPr>
                 <w:sz w:val="16"/>
               </w:rPr>
-              <w:t>2.8942</w:t>
+              <w:t>2.8143</w:t>
             </w:r>
           </w:p>
         </w:tc>
@@ -2786,7 +2786,7 @@
               <w:rPr>
                 <w:sz w:val="16"/>
               </w:rPr>
-              <w:t>0.0258</w:t>
+              <w:t>0.0332</w:t>
             </w:r>
           </w:p>
         </w:tc>
@@ -2799,7 +2799,7 @@
               <w:rPr>
                 <w:sz w:val="16"/>
               </w:rPr>
-              <w:t>0.6916</w:t>
+              <w:t>0.6063</w:t>
             </w:r>
           </w:p>
         </w:tc>
@@ -2825,7 +2825,7 @@
               <w:rPr>
                 <w:sz w:val="16"/>
               </w:rPr>
-              <w:t>0.1818</w:t>
+              <w:t>0.1804</w:t>
             </w:r>
           </w:p>
         </w:tc>
@@ -2866,7 +2866,7 @@
               <w:rPr>
                 <w:sz w:val="16"/>
               </w:rPr>
-              <w:t>-0.9405</w:t>
+              <w:t>-1.0247</w:t>
             </w:r>
           </w:p>
         </w:tc>
@@ -2879,7 +2879,7 @@
               <w:rPr>
                 <w:sz w:val="16"/>
               </w:rPr>
-              <w:t>0.7176</w:t>
+              <w:t>0.6944</w:t>
             </w:r>
           </w:p>
         </w:tc>
@@ -2892,7 +2892,7 @@
               <w:rPr>
                 <w:sz w:val="16"/>
               </w:rPr>
-              <w:t>0.328</w:t>
+              <w:t>0.3402</w:t>
             </w:r>
           </w:p>
         </w:tc>
@@ -2905,7 +2905,7 @@
               <w:rPr>
                 <w:sz w:val="16"/>
               </w:rPr>
-              <w:t>7.2803</w:t>
+              <w:t>7.3034</w:t>
             </w:r>
           </w:p>
         </w:tc>
@@ -3071,7 +3071,7 @@
               <w:rPr>
                 <w:sz w:val="16"/>
               </w:rPr>
-              <w:t>0.5562</w:t>
+              <w:t>-0.2202</w:t>
             </w:r>
           </w:p>
         </w:tc>
@@ -3084,7 +3084,7 @@
               <w:rPr>
                 <w:sz w:val="16"/>
               </w:rPr>
-              <w:t>2.0246</w:t>
+              <w:t>1.8879</w:t>
             </w:r>
           </w:p>
         </w:tc>
@@ -3097,7 +3097,7 @@
               <w:rPr>
                 <w:sz w:val="16"/>
               </w:rPr>
-              <w:t>0.7835</w:t>
+              <w:t>0.9071</w:t>
             </w:r>
           </w:p>
         </w:tc>
@@ -3231,7 +3231,7 @@
               <w:rPr>
                 <w:sz w:val="16"/>
               </w:rPr>
-              <w:t>1.9748</w:t>
+              <w:t>1.962</w:t>
             </w:r>
           </w:p>
         </w:tc>
@@ -3244,7 +3244,7 @@
               <w:rPr>
                 <w:sz w:val="16"/>
               </w:rPr>
-              <w:t>1.1937</w:t>
+              <w:t>1.1936</w:t>
             </w:r>
           </w:p>
         </w:tc>
@@ -3257,7 +3257,7 @@
               <w:rPr>
                 <w:sz w:val="16"/>
               </w:rPr>
-              <w:t>0.0981</w:t>
+              <w:t>0.1002</w:t>
             </w:r>
           </w:p>
         </w:tc>
@@ -3311,7 +3311,7 @@
               <w:rPr>
                 <w:sz w:val="16"/>
               </w:rPr>
-              <w:t>0.1644</w:t>
+              <w:t>0.1567</w:t>
             </w:r>
           </w:p>
         </w:tc>
@@ -3324,7 +3324,7 @@
               <w:rPr>
                 <w:sz w:val="16"/>
               </w:rPr>
-              <w:t>1.8028</w:t>
+              <w:t>1.7639</w:t>
             </w:r>
           </w:p>
         </w:tc>
@@ -3337,7 +3337,7 @@
               <w:rPr>
                 <w:sz w:val="16"/>
               </w:rPr>
-              <w:t>0.9273</w:t>
+              <w:t>0.9292</w:t>
             </w:r>
           </w:p>
         </w:tc>
@@ -3391,7 +3391,7 @@
               <w:rPr>
                 <w:sz w:val="16"/>
               </w:rPr>
-              <w:t>-1.6411</w:t>
+              <w:t>-2.3776</w:t>
             </w:r>
           </w:p>
         </w:tc>
@@ -3404,7 +3404,7 @@
               <w:rPr>
                 <w:sz w:val="16"/>
               </w:rPr>
-              <w:t>2.2995</w:t>
+              <w:t>2.1868</w:t>
             </w:r>
           </w:p>
         </w:tc>
@@ -3417,7 +3417,7 @@
               <w:rPr>
                 <w:sz w:val="16"/>
               </w:rPr>
-              <w:t>0.4754</w:t>
+              <w:t>0.2769</w:t>
             </w:r>
           </w:p>
         </w:tc>
@@ -3598,7 +3598,7 @@
               <w:rPr>
                 <w:sz w:val="16"/>
               </w:rPr>
-              <w:t>1.414</w:t>
+              <w:t>1.15</w:t>
             </w:r>
           </w:p>
         </w:tc>
@@ -3611,7 +3611,7 @@
               <w:rPr>
                 <w:sz w:val="16"/>
               </w:rPr>
-              <w:t>0.171</w:t>
+              <w:t>0.253</w:t>
             </w:r>
           </w:p>
         </w:tc>
@@ -3624,7 +3624,7 @@
               <w:rPr>
                 <w:sz w:val="16"/>
               </w:rPr>
-              <w:t>-0.499</w:t>
+              <w:t>-0.805</w:t>
             </w:r>
           </w:p>
         </w:tc>
@@ -3637,7 +3637,7 @@
               <w:rPr>
                 <w:sz w:val="16"/>
               </w:rPr>
-              <w:t>0.733</w:t>
+              <w:t>0.566</w:t>
             </w:r>
           </w:p>
         </w:tc>
@@ -3650,7 +3650,7 @@
               <w:rPr>
                 <w:sz w:val="16"/>
               </w:rPr>
-              <w:t>7.76</w:t>
+              <w:t>7.35</w:t>
             </w:r>
           </w:p>
         </w:tc>
@@ -3663,7 +3663,7 @@
               <w:rPr>
                 <w:sz w:val="16"/>
               </w:rPr>
-              <w:t>0.153</w:t>
+              <w:t>0.175</w:t>
             </w:r>
           </w:p>
         </w:tc>
@@ -3704,7 +3704,7 @@
               <w:rPr>
                 <w:sz w:val="16"/>
               </w:rPr>
-              <w:t>1.668</w:t>
+              <w:t>1.382</w:t>
             </w:r>
           </w:p>
         </w:tc>
@@ -3717,7 +3717,7 @@
               <w:rPr>
                 <w:sz w:val="16"/>
               </w:rPr>
-              <w:t>0.139</w:t>
+              <w:t>0.207</w:t>
             </w:r>
           </w:p>
         </w:tc>
@@ -3730,7 +3730,7 @@
               <w:rPr>
                 <w:sz w:val="16"/>
               </w:rPr>
-              <w:t>-0.644</w:t>
+              <w:t>-0.998</w:t>
             </w:r>
           </w:p>
         </w:tc>
@@ -3743,7 +3743,7 @@
               <w:rPr>
                 <w:sz w:val="16"/>
               </w:rPr>
-              <w:t>0.694</w:t>
+              <w:t>0.525</w:t>
             </w:r>
           </w:p>
         </w:tc>
@@ -3756,7 +3756,7 @@
               <w:rPr>
                 <w:sz w:val="16"/>
               </w:rPr>
-              <w:t>8.65</w:t>
+              <w:t>8.18</w:t>
             </w:r>
           </w:p>
         </w:tc>
@@ -3769,7 +3769,7 @@
               <w:rPr>
                 <w:sz w:val="16"/>
               </w:rPr>
-              <w:t>0.127</w:t>
+              <w:t>0.147</w:t>
             </w:r>
           </w:p>
         </w:tc>
@@ -3810,7 +3810,7 @@
               <w:rPr>
                 <w:sz w:val="16"/>
               </w:rPr>
-              <w:t>1.029</w:t>
+              <w:t>0.733</w:t>
             </w:r>
           </w:p>
         </w:tc>
@@ -3823,7 +3823,7 @@
               <w:rPr>
                 <w:sz w:val="16"/>
               </w:rPr>
-              <w:t>0.345</w:t>
+              <w:t>0.487</w:t>
             </w:r>
           </w:p>
         </w:tc>
@@ -3836,7 +3836,7 @@
               <w:rPr>
                 <w:sz w:val="16"/>
               </w:rPr>
-              <w:t>-0.717</w:t>
+              <w:t>-1.05</w:t>
             </w:r>
           </w:p>
         </w:tc>
@@ -3849,7 +3849,7 @@
               <w:rPr>
                 <w:sz w:val="16"/>
               </w:rPr>
-              <w:t>0.644</w:t>
+              <w:t>0.478</w:t>
             </w:r>
           </w:p>
         </w:tc>
@@ -3862,7 +3862,7 @@
               <w:rPr>
                 <w:sz w:val="16"/>
               </w:rPr>
-              <w:t>5.2</w:t>
+              <w:t>4.7</w:t>
             </w:r>
           </w:p>
         </w:tc>
@@ -3875,7 +3875,7 @@
               <w:rPr>
                 <w:sz w:val="16"/>
               </w:rPr>
-              <w:t>0.353</w:t>
+              <w:t>0.401</w:t>
             </w:r>
           </w:p>
         </w:tc>
@@ -3916,7 +3916,7 @@
               <w:rPr>
                 <w:sz w:val="16"/>
               </w:rPr>
-              <w:t>1.2</w:t>
+              <w:t>0.933</w:t>
             </w:r>
           </w:p>
         </w:tc>
@@ -3929,7 +3929,7 @@
               <w:rPr>
                 <w:sz w:val="16"/>
               </w:rPr>
-              <w:t>0.242</w:t>
+              <w:t>0.349</w:t>
             </w:r>
           </w:p>
         </w:tc>
@@ -3942,7 +3942,7 @@
               <w:rPr>
                 <w:sz w:val="16"/>
               </w:rPr>
-              <w:t>-0.449</w:t>
+              <w:t>-0.761</w:t>
             </w:r>
           </w:p>
         </w:tc>
@@ -3955,7 +3955,7 @@
               <w:rPr>
                 <w:sz w:val="16"/>
               </w:rPr>
-              <w:t>0.762</w:t>
+              <w:t>0.593</w:t>
             </w:r>
           </w:p>
         </w:tc>
@@ -3968,7 +3968,7 @@
               <w:rPr>
                 <w:sz w:val="16"/>
               </w:rPr>
-              <w:t>8.18</w:t>
+              <w:t>7.78</w:t>
             </w:r>
           </w:p>
         </w:tc>
@@ -3981,7 +3981,7 @@
               <w:rPr>
                 <w:sz w:val="16"/>
               </w:rPr>
-              <w:t>0.149</w:t>
+              <w:t>0.169</w:t>
             </w:r>
           </w:p>
         </w:tc>
@@ -4106,7 +4106,7 @@
               <w:rPr>
                 <w:sz w:val="16"/>
               </w:rPr>
-              <w:t>0.1598</w:t>
+              <w:t>0.2423</w:t>
             </w:r>
           </w:p>
         </w:tc>
@@ -4119,7 +4119,7 @@
               <w:rPr>
                 <w:sz w:val="16"/>
               </w:rPr>
-              <w:t>0.6965</w:t>
+              <w:t>0.5204</w:t>
             </w:r>
           </w:p>
         </w:tc>
@@ -4132,7 +4132,7 @@
               <w:rPr>
                 <w:sz w:val="16"/>
               </w:rPr>
-              <w:t>0.1214</w:t>
+              <w:t>0.1334</w:t>
             </w:r>
           </w:p>
         </w:tc>
@@ -4160,7 +4160,7 @@
               <w:rPr>
                 <w:sz w:val="16"/>
               </w:rPr>
-              <w:t>0.1662</w:t>
+              <w:t>0.2466</w:t>
             </w:r>
           </w:p>
         </w:tc>
@@ -4173,7 +4173,7 @@
               <w:rPr>
                 <w:sz w:val="16"/>
               </w:rPr>
-              <w:t>0.7299</w:t>
+              <w:t>0.5616</w:t>
             </w:r>
           </w:p>
         </w:tc>
@@ -4186,7 +4186,7 @@
               <w:rPr>
                 <w:sz w:val="16"/>
               </w:rPr>
-              <w:t>0.143</w:t>
+              <w:t>0.1642</w:t>
             </w:r>
           </w:p>
         </w:tc>
@@ -4214,7 +4214,7 @@
               <w:rPr>
                 <w:sz w:val="16"/>
               </w:rPr>
-              <w:t>0.1712</w:t>
+              <w:t>0.2526</w:t>
             </w:r>
           </w:p>
         </w:tc>
@@ -4227,7 +4227,7 @@
               <w:rPr>
                 <w:sz w:val="16"/>
               </w:rPr>
-              <w:t>0.7326</w:t>
+              <w:t>0.5659</w:t>
             </w:r>
           </w:p>
         </w:tc>
@@ -4240,7 +4240,7 @@
               <w:rPr>
                 <w:sz w:val="16"/>
               </w:rPr>
-              <w:t>0.1533</w:t>
+              <w:t>0.175</w:t>
             </w:r>
           </w:p>
         </w:tc>
@@ -4268,7 +4268,7 @@
               <w:rPr>
                 <w:sz w:val="16"/>
               </w:rPr>
-              <w:t>0.1509</w:t>
+              <w:t>0.1849</w:t>
             </w:r>
           </w:p>
         </w:tc>
@@ -4281,7 +4281,7 @@
               <w:rPr>
                 <w:sz w:val="16"/>
               </w:rPr>
-              <w:t>0.6758</w:t>
+              <w:t>0.5335</w:t>
             </w:r>
           </w:p>
         </w:tc>
@@ -4294,7 +4294,7 @@
               <w:rPr>
                 <w:sz w:val="16"/>
               </w:rPr>
-              <w:t>0.1761</w:t>
+              <w:t>0.199</w:t>
             </w:r>
           </w:p>
         </w:tc>
@@ -4554,7 +4554,7 @@
               <w:rPr>
                 <w:sz w:val="16"/>
               </w:rPr>
-              <w:t>5.563</w:t>
+              <w:t>3.829</w:t>
             </w:r>
           </w:p>
         </w:tc>
@@ -4567,7 +4567,7 @@
               <w:rPr>
                 <w:sz w:val="16"/>
               </w:rPr>
-              <w:t>0.14</w:t>
+              <w:t>0.274</w:t>
             </w:r>
           </w:p>
         </w:tc>
@@ -4920,7 +4920,7 @@
               <w:rPr>
                 <w:sz w:val="16"/>
               </w:rPr>
-              <w:t>-0.355</w:t>
+              <w:t>-1.298</w:t>
             </w:r>
           </w:p>
         </w:tc>
@@ -4933,7 +4933,7 @@
               <w:rPr>
                 <w:sz w:val="16"/>
               </w:rPr>
-              <w:t>0.927</w:t>
+              <w:t>0.72</w:t>
             </w:r>
           </w:p>
         </w:tc>
@@ -5124,7 +5124,7 @@
               <w:rPr>
                 <w:sz w:val="16"/>
               </w:rPr>
-              <w:t>-0.4994</w:t>
+              <w:t>-0.8051</w:t>
             </w:r>
           </w:p>
         </w:tc>
@@ -5137,7 +5137,7 @@
               <w:rPr>
                 <w:sz w:val="16"/>
               </w:rPr>
-              <w:t>0.7326</w:t>
+              <w:t>0.5659</w:t>
             </w:r>
           </w:p>
         </w:tc>
@@ -5165,7 +5165,7 @@
               <w:rPr>
                 <w:sz w:val="16"/>
               </w:rPr>
-              <w:t>-1.2451</w:t>
+              <w:t>-1.7234</w:t>
             </w:r>
           </w:p>
         </w:tc>
@@ -5178,7 +5178,7 @@
               <w:rPr>
                 <w:sz w:val="16"/>
               </w:rPr>
-              <w:t>0.4397</w:t>
+              <w:t>0.2368</w:t>
             </w:r>
           </w:p>
         </w:tc>
@@ -5318,7 +5318,7 @@
               <w:rPr>
                 <w:sz w:val="16"/>
               </w:rPr>
-              <w:t>-0.5015</w:t>
+              <w:t>-0.8068</w:t>
             </w:r>
           </w:p>
         </w:tc>
@@ -5331,7 +5331,7 @@
               <w:rPr>
                 <w:sz w:val="16"/>
               </w:rPr>
-              <w:t>0.7315</w:t>
+              <w:t>0.5652</w:t>
             </w:r>
           </w:p>
         </w:tc>
@@ -5344,7 +5344,7 @@
               <w:rPr>
                 <w:sz w:val="16"/>
               </w:rPr>
-              <w:t>0.972</w:t>
+              <w:t>0.9775</w:t>
             </w:r>
           </w:p>
         </w:tc>
@@ -5468,7 +5468,7 @@
               <w:rPr>
                 <w:sz w:val="16"/>
               </w:rPr>
-              <w:t>0.7326</w:t>
+              <w:t>0.5659</w:t>
             </w:r>
           </w:p>
         </w:tc>
@@ -5481,7 +5481,7 @@
               <w:rPr>
                 <w:sz w:val="16"/>
               </w:rPr>
-              <w:t>0.1533</w:t>
+              <w:t>0.175</w:t>
             </w:r>
           </w:p>
         </w:tc>
@@ -5509,7 +5509,7 @@
               <w:rPr>
                 <w:sz w:val="16"/>
               </w:rPr>
-              <w:t>0.6219</w:t>
+              <w:t>0.4772</w:t>
             </w:r>
           </w:p>
         </w:tc>
@@ -5522,7 +5522,7 @@
               <w:rPr>
                 <w:sz w:val="16"/>
               </w:rPr>
-              <w:t>0.1156</w:t>
+              <w:t>0.1319</w:t>
             </w:r>
           </w:p>
         </w:tc>
@@ -6119,7 +6119,7 @@
               <w:rPr>
                 <w:sz w:val="16"/>
               </w:rPr>
-              <w:t>0.3371</w:t>
+              <w:t>0.3405</w:t>
             </w:r>
           </w:p>
         </w:tc>
@@ -6147,7 +6147,7 @@
               <w:rPr>
                 <w:sz w:val="16"/>
               </w:rPr>
-              <w:t>0.2386</w:t>
+              <w:t>0.2364</w:t>
             </w:r>
           </w:p>
         </w:tc>
@@ -6175,7 +6175,7 @@
               <w:rPr>
                 <w:sz w:val="16"/>
               </w:rPr>
-              <w:t>0.2068</w:t>
+              <w:t>0.2019</w:t>
             </w:r>
           </w:p>
         </w:tc>
@@ -6203,7 +6203,7 @@
               <w:rPr>
                 <w:sz w:val="16"/>
               </w:rPr>
-              <w:t>0.1359</w:t>
+              <w:t>0.1416</w:t>
             </w:r>
           </w:p>
         </w:tc>
@@ -6231,7 +6231,7 @@
               <w:rPr>
                 <w:sz w:val="16"/>
               </w:rPr>
-              <w:t>0.0456</w:t>
+              <w:t>0.0485</w:t>
             </w:r>
           </w:p>
         </w:tc>
@@ -6259,7 +6259,7 @@
               <w:rPr>
                 <w:sz w:val="16"/>
               </w:rPr>
-              <w:t>0.0247</w:t>
+              <w:t>0.0202</w:t>
             </w:r>
           </w:p>
         </w:tc>
@@ -6287,7 +6287,7 @@
               <w:rPr>
                 <w:sz w:val="16"/>
               </w:rPr>
-              <w:t>0.0112</w:t>
+              <w:t>0.0109</w:t>
             </w:r>
           </w:p>
         </w:tc>
@@ -7927,7 +7927,7 @@
               <w:rPr>
                 <w:sz w:val="16"/>
               </w:rPr>
-              <w:t>-0.04</w:t>
+              <w:t>-0.018</w:t>
             </w:r>
           </w:p>
         </w:tc>
@@ -7940,7 +7940,7 @@
               <w:rPr>
                 <w:sz w:val="16"/>
               </w:rPr>
-              <w:t>0.144</w:t>
+              <w:t>0.145</w:t>
             </w:r>
           </w:p>
         </w:tc>
@@ -7953,7 +7953,7 @@
               <w:rPr>
                 <w:sz w:val="16"/>
               </w:rPr>
-              <w:t>5.061</w:t>
+              <w:t>5.051</w:t>
             </w:r>
           </w:p>
         </w:tc>
@@ -7966,7 +7966,7 @@
               <w:rPr>
                 <w:sz w:val="16"/>
               </w:rPr>
-              <w:t>-0.15</w:t>
+              <w:t>-0.068</w:t>
             </w:r>
           </w:p>
         </w:tc>
@@ -7979,7 +7979,7 @@
               <w:rPr>
                 <w:sz w:val="16"/>
               </w:rPr>
-              <w:t>0.8808</w:t>
+              <w:t>0.9456</w:t>
             </w:r>
           </w:p>
         </w:tc>
@@ -8046,7 +8046,7 @@
               <w:rPr>
                 <w:sz w:val="16"/>
               </w:rPr>
-              <w:t>0.016</w:t>
+              <w:t>0.087</w:t>
             </w:r>
           </w:p>
         </w:tc>
@@ -8059,7 +8059,7 @@
               <w:rPr>
                 <w:sz w:val="16"/>
               </w:rPr>
-              <w:t>-0.36</w:t>
+              <w:t>-0.195</w:t>
             </w:r>
           </w:p>
         </w:tc>
@@ -8072,7 +8072,7 @@
               <w:rPr>
                 <w:sz w:val="16"/>
               </w:rPr>
-              <w:t>6.285</w:t>
+              <w:t>6.258</w:t>
             </w:r>
           </w:p>
         </w:tc>
@@ -8085,7 +8085,7 @@
               <w:rPr>
                 <w:sz w:val="16"/>
               </w:rPr>
-              <w:t>0.027</w:t>
+              <w:t>0.146</w:t>
             </w:r>
           </w:p>
         </w:tc>
@@ -8098,7 +8098,7 @@
               <w:rPr>
                 <w:sz w:val="16"/>
               </w:rPr>
-              <w:t>0.9787</w:t>
+              <w:t>0.8842</w:t>
             </w:r>
           </w:p>
         </w:tc>
@@ -8283,7 +8283,7 @@
               <w:rPr>
                 <w:sz w:val="16"/>
               </w:rPr>
-              <w:t>0.082</w:t>
+              <w:t>0.153</w:t>
             </w:r>
           </w:p>
         </w:tc>
@@ -8320,7 +8320,7 @@
               <w:rPr>
                 <w:sz w:val="16"/>
               </w:rPr>
-              <w:t>0.123</w:t>
+              <w:t>0.231</w:t>
             </w:r>
           </w:p>
         </w:tc>
@@ -8333,7 +8333,7 @@
               <w:rPr>
                 <w:sz w:val="16"/>
               </w:rPr>
-              <w:t>0.902</w:t>
+              <w:t>0.8173</w:t>
             </w:r>
           </w:p>
         </w:tc>
@@ -8400,7 +8400,7 @@
               <w:rPr>
                 <w:sz w:val="16"/>
               </w:rPr>
-              <w:t>0.321</w:t>
+              <w:t>0.303</w:t>
             </w:r>
           </w:p>
         </w:tc>
@@ -8426,7 +8426,7 @@
               <w:rPr>
                 <w:sz w:val="16"/>
               </w:rPr>
-              <w:t>5.132</w:t>
+              <w:t>5.122</w:t>
             </w:r>
           </w:p>
         </w:tc>
@@ -8439,7 +8439,7 @@
               <w:rPr>
                 <w:sz w:val="16"/>
               </w:rPr>
-              <w:t>1.18</w:t>
+              <w:t>1.115</w:t>
             </w:r>
           </w:p>
         </w:tc>
@@ -8452,7 +8452,7 @@
               <w:rPr>
                 <w:sz w:val="16"/>
               </w:rPr>
-              <w:t>0.2389</w:t>
+              <w:t>0.2658</w:t>
             </w:r>
           </w:p>
         </w:tc>
@@ -8519,7 +8519,7 @@
               <w:rPr>
                 <w:sz w:val="16"/>
               </w:rPr>
-              <w:t>-0.412</w:t>
+              <w:t>-0.471</w:t>
             </w:r>
           </w:p>
         </w:tc>
@@ -8545,7 +8545,7 @@
               <w:rPr>
                 <w:sz w:val="16"/>
               </w:rPr>
-              <w:t>5.181</w:t>
+              <w:t>5.14</w:t>
             </w:r>
           </w:p>
         </w:tc>
@@ -8558,7 +8558,7 @@
               <w:rPr>
                 <w:sz w:val="16"/>
               </w:rPr>
-              <w:t>-0.833</w:t>
+              <w:t>-0.96</w:t>
             </w:r>
           </w:p>
         </w:tc>
@@ -8571,7 +8571,7 @@
               <w:rPr>
                 <w:sz w:val="16"/>
               </w:rPr>
-              <w:t>0.4065</w:t>
+              <w:t>0.339</w:t>
             </w:r>
           </w:p>
         </w:tc>
@@ -8756,7 +8756,7 @@
               <w:rPr>
                 <w:sz w:val="16"/>
               </w:rPr>
-              <w:t>-1.062</w:t>
+              <w:t>-1.121</w:t>
             </w:r>
           </w:p>
         </w:tc>
@@ -8793,7 +8793,7 @@
               <w:rPr>
                 <w:sz w:val="16"/>
               </w:rPr>
-              <w:t>-1.796</w:t>
+              <w:t>-1.907</w:t>
             </w:r>
           </w:p>
         </w:tc>
@@ -8806,7 +8806,7 @@
               <w:rPr>
                 <w:sz w:val="16"/>
               </w:rPr>
-              <w:t>0.0739</w:t>
+              <w:t>0.058</w:t>
             </w:r>
           </w:p>
         </w:tc>
@@ -8873,7 +8873,7 @@
               <w:rPr>
                 <w:sz w:val="16"/>
               </w:rPr>
-              <w:t>-0.358</w:t>
+              <w:t>-0.336</w:t>
             </w:r>
           </w:p>
         </w:tc>
@@ -8899,7 +8899,7 @@
               <w:rPr>
                 <w:sz w:val="16"/>
               </w:rPr>
-              <w:t>5.579</w:t>
+              <w:t>5.559</w:t>
             </w:r>
           </w:p>
         </w:tc>
@@ -8912,7 +8912,7 @@
               <w:rPr>
                 <w:sz w:val="16"/>
               </w:rPr>
-              <w:t>-1.21</w:t>
+              <w:t>-1.139</w:t>
             </w:r>
           </w:p>
         </w:tc>
@@ -8925,7 +8925,7 @@
               <w:rPr>
                 <w:sz w:val="16"/>
               </w:rPr>
-              <w:t>0.2273</w:t>
+              <w:t>0.2555</w:t>
             </w:r>
           </w:p>
         </w:tc>
@@ -8992,7 +8992,7 @@
               <w:rPr>
                 <w:sz w:val="16"/>
               </w:rPr>
-              <w:t>0.646</w:t>
+              <w:t>0.717</w:t>
             </w:r>
           </w:p>
         </w:tc>
@@ -9018,7 +9018,7 @@
               <w:rPr>
                 <w:sz w:val="16"/>
               </w:rPr>
-              <w:t>6.56</w:t>
+              <w:t>6.495</w:t>
             </w:r>
           </w:p>
         </w:tc>
@@ -9031,7 +9031,7 @@
               <w:rPr>
                 <w:sz w:val="16"/>
               </w:rPr>
-              <w:t>1.032</w:t>
+              <w:t>1.157</w:t>
             </w:r>
           </w:p>
         </w:tc>
@@ -9044,7 +9044,7 @@
               <w:rPr>
                 <w:sz w:val="16"/>
               </w:rPr>
-              <w:t>0.3043</w:t>
+              <w:t>0.2497</w:t>
             </w:r>
           </w:p>
         </w:tc>
@@ -9229,7 +9229,7 @@
               <w:rPr>
                 <w:sz w:val="16"/>
               </w:rPr>
-              <w:t>1.454</w:t>
+              <w:t>1.526</w:t>
             </w:r>
           </w:p>
         </w:tc>
@@ -9266,7 +9266,7 @@
               <w:rPr>
                 <w:sz w:val="16"/>
               </w:rPr>
-              <w:t>2.068</w:t>
+              <w:t>2.187</w:t>
             </w:r>
           </w:p>
         </w:tc>
@@ -9279,7 +9279,7 @@
               <w:rPr>
                 <w:sz w:val="16"/>
               </w:rPr>
-              <w:t>0.0401</w:t>
+              <w:t>0.0301</w:t>
             </w:r>
           </w:p>
         </w:tc>
